--- a/docs/word/SCHEDULING.zh-TW.docx
+++ b/docs/word/SCHEDULING.zh-TW.docx
@@ -338,7 +338,7 @@
           <w:b/>
           <w:sz w:val="24"/>
         </w:rPr>
-        <w:t>1.2 在 cron-job.org 建立工作</w:t>
+        <w:t>1.2 一鍵建立（有 API Key 時）</w:t>
       </w:r>
     </w:p>
     <w:p>
@@ -350,7 +350,7 @@
           <w:rFonts w:ascii="Calibri" w:hAnsi="Calibri" w:eastAsia="Microsoft JhengHei"/>
           <w:sz w:val="22"/>
         </w:rPr>
-        <w:t xml:space="preserve">註冊 </w:t>
+        <w:t xml:space="preserve">到 </w:t>
       </w:r>
       <w:r>
         <w:rPr>
@@ -358,7 +358,37 @@
           <w:color w:val="0563C1"/>
           <w:sz w:val="22"/>
         </w:rPr>
-        <w:t>https://cron-job.org (https://cron-job.org)</w:t>
+        <w:t>cron-job.org (https://cron-job.org)</w:t>
+      </w:r>
+      <w:r>
+        <w:rPr>
+          <w:rFonts w:ascii="Calibri" w:hAnsi="Calibri" w:eastAsia="Microsoft JhengHei"/>
+          <w:sz w:val="22"/>
+        </w:rPr>
+        <w:t xml:space="preserve"> 免費註冊 → </w:t>
+      </w:r>
+      <w:r>
+        <w:rPr>
+          <w:rFonts w:ascii="Calibri" w:hAnsi="Calibri" w:eastAsia="Microsoft JhengHei"/>
+          <w:b/>
+          <w:sz w:val="22"/>
+        </w:rPr>
+        <w:t>Settings</w:t>
+      </w:r>
+      <w:r>
+        <w:rPr>
+          <w:rFonts w:ascii="Calibri" w:hAnsi="Calibri" w:eastAsia="Microsoft JhengHei"/>
+          <w:sz w:val="22"/>
+        </w:rPr>
+        <w:t xml:space="preserve"> 複製 </w:t>
+      </w:r>
+      <w:r>
+        <w:rPr>
+          <w:rFonts w:ascii="Calibri" w:hAnsi="Calibri" w:eastAsia="Microsoft JhengHei"/>
+          <w:b/>
+          <w:sz w:val="22"/>
+        </w:rPr>
+        <w:t>API Key</w:t>
       </w:r>
     </w:p>
     <w:p>
@@ -370,7 +400,132 @@
           <w:rFonts w:ascii="Calibri" w:hAnsi="Calibri" w:eastAsia="Microsoft JhengHei"/>
           <w:sz w:val="22"/>
         </w:rPr>
-        <w:t>Create cronjob，設定：</w:t>
+        <w:t xml:space="preserve">在本機執行（GitHub token 會自動用 </w:t>
+      </w:r>
+      <w:r>
+        <w:rPr>
+          <w:rFonts w:ascii="Consolas" w:hAnsi="Consolas" w:eastAsia="Consolas"/>
+          <w:color w:val="333333"/>
+          <w:sz w:val="22"/>
+        </w:rPr>
+        <w:t>gh auth token</w:t>
+      </w:r>
+      <w:r>
+        <w:rPr>
+          <w:rFonts w:ascii="Calibri" w:hAnsi="Calibri" w:eastAsia="Microsoft JhengHei"/>
+          <w:sz w:val="22"/>
+        </w:rPr>
+        <w:t>）：</w:t>
+      </w:r>
+    </w:p>
+    <w:p>
+      <w:pPr>
+        <w:spacing w:before="120" w:after="120"/>
+        <w:ind w:left="288"/>
+        <w:shd w:fill="F5F5F5" w:val="clear"/>
+      </w:pPr>
+      <w:r>
+        <w:rPr>
+          <w:rFonts w:ascii="Consolas" w:hAnsi="Consolas" w:eastAsia="Consolas"/>
+          <w:sz w:val="18"/>
+        </w:rPr>
+        <w:t>export CRONJOB_API_KEY="你的_cron-job_api_key"</w:t>
+        <w:br/>
+        <w:t>python3 scripts/setup_cron_job.py</w:t>
+      </w:r>
+    </w:p>
+    <w:p>
+      <w:r>
+        <w:rPr>
+          <w:rFonts w:ascii="Calibri" w:hAnsi="Calibri" w:eastAsia="Microsoft JhengHei"/>
+          <w:sz w:val="22"/>
+        </w:rPr>
+        <w:t>會建立兩筆工作（平日）：</w:t>
+      </w:r>
+    </w:p>
+    <w:p>
+      <w:pPr>
+        <w:pStyle w:val="ListBullet"/>
+      </w:pPr>
+      <w:r>
+        <w:rPr>
+          <w:rFonts w:ascii="Calibri" w:hAnsi="Calibri" w:eastAsia="Microsoft JhengHei"/>
+          <w:b/>
+          <w:sz w:val="22"/>
+        </w:rPr>
+        <w:t>09:10–16:10</w:t>
+      </w:r>
+      <w:r>
+        <w:rPr>
+          <w:rFonts w:ascii="Calibri" w:hAnsi="Calibri" w:eastAsia="Microsoft JhengHei"/>
+          <w:sz w:val="22"/>
+        </w:rPr>
+        <w:t xml:space="preserve"> 每小時</w:t>
+      </w:r>
+    </w:p>
+    <w:p>
+      <w:pPr>
+        <w:pStyle w:val="ListBullet"/>
+      </w:pPr>
+      <w:r>
+        <w:rPr>
+          <w:rFonts w:ascii="Calibri" w:hAnsi="Calibri" w:eastAsia="Microsoft JhengHei"/>
+          <w:b/>
+          <w:sz w:val="22"/>
+        </w:rPr>
+        <w:t>18:30</w:t>
+      </w:r>
+      <w:r>
+        <w:rPr>
+          <w:rFonts w:ascii="Calibri" w:hAnsi="Calibri" w:eastAsia="Microsoft JhengHei"/>
+          <w:sz w:val="22"/>
+        </w:rPr>
+        <w:t xml:space="preserve"> 晚間補抓</w:t>
+      </w:r>
+    </w:p>
+    <w:p>
+      <w:r>
+        <w:rPr>
+          <w:rFonts w:ascii="Calibri" w:hAnsi="Calibri" w:eastAsia="Microsoft JhengHei"/>
+          <w:sz w:val="22"/>
+        </w:rPr>
+        <w:t>也可先預覽設定：</w:t>
+      </w:r>
+    </w:p>
+    <w:p>
+      <w:pPr>
+        <w:spacing w:before="120" w:after="120"/>
+        <w:ind w:left="288"/>
+        <w:shd w:fill="F5F5F5" w:val="clear"/>
+      </w:pPr>
+      <w:r>
+        <w:rPr>
+          <w:rFonts w:ascii="Consolas" w:hAnsi="Consolas" w:eastAsia="Consolas"/>
+          <w:sz w:val="18"/>
+        </w:rPr>
+        <w:t>python3 scripts/setup_cron_job.py --dry-run</w:t>
+      </w:r>
+    </w:p>
+    <w:p>
+      <w:pPr>
+        <w:pStyle w:val="Heading3"/>
+      </w:pPr>
+      <w:r>
+        <w:rPr>
+          <w:rFonts w:ascii="Calibri" w:hAnsi="Calibri" w:eastAsia="Microsoft JhengHei"/>
+          <w:b/>
+          <w:sz w:val="24"/>
+        </w:rPr>
+        <w:t>1.3 手動在 cron-job.org 建立（選用）</w:t>
+      </w:r>
+    </w:p>
+    <w:p>
+      <w:r>
+        <w:rPr>
+          <w:rFonts w:ascii="Calibri" w:hAnsi="Calibri" w:eastAsia="Microsoft JhengHei"/>
+          <w:sz w:val="22"/>
+        </w:rPr>
+        <w:t>若不想用 API，也可在網站手動建立：</w:t>
       </w:r>
     </w:p>
     <w:tbl>
@@ -802,7 +957,82 @@
           <w:b/>
           <w:sz w:val="28"/>
         </w:rPr>
-        <w:t>2. 本機／伺服器手動或 crontab</w:t>
+        <w:t>2. 本機 Mac 備援（已可自動安裝）</w:t>
+      </w:r>
+    </w:p>
+    <w:p>
+      <w:r>
+        <w:rPr>
+          <w:rFonts w:ascii="Calibri" w:hAnsi="Calibri" w:eastAsia="Microsoft JhengHei"/>
+          <w:sz w:val="22"/>
+        </w:rPr>
+        <w:t xml:space="preserve">若 Mac 常開機，可安裝 LaunchAgent（使用 </w:t>
+      </w:r>
+      <w:r>
+        <w:rPr>
+          <w:rFonts w:ascii="Consolas" w:hAnsi="Consolas" w:eastAsia="Consolas"/>
+          <w:color w:val="333333"/>
+          <w:sz w:val="22"/>
+        </w:rPr>
+        <w:t>gh auth</w:t>
+      </w:r>
+      <w:r>
+        <w:rPr>
+          <w:rFonts w:ascii="Calibri" w:hAnsi="Calibri" w:eastAsia="Microsoft JhengHei"/>
+          <w:sz w:val="22"/>
+        </w:rPr>
+        <w:t>，不需額外 token）：</w:t>
+      </w:r>
+    </w:p>
+    <w:p>
+      <w:pPr>
+        <w:spacing w:before="120" w:after="120"/>
+        <w:ind w:left="288"/>
+        <w:shd w:fill="F5F5F5" w:val="clear"/>
+      </w:pPr>
+      <w:r>
+        <w:rPr>
+          <w:rFonts w:ascii="Consolas" w:hAnsi="Consolas" w:eastAsia="Consolas"/>
+          <w:sz w:val="18"/>
+        </w:rPr>
+        <w:t>./scripts/install_launchd.sh</w:t>
+      </w:r>
+    </w:p>
+    <w:p>
+      <w:r>
+        <w:rPr>
+          <w:rFonts w:ascii="Calibri" w:hAnsi="Calibri" w:eastAsia="Microsoft JhengHei"/>
+          <w:sz w:val="22"/>
+        </w:rPr>
+        <w:t>會在平日 09:10–16:10 與 18:30 觸發。日誌：</w:t>
+      </w:r>
+      <w:r>
+        <w:rPr>
+          <w:rFonts w:ascii="Consolas" w:hAnsi="Consolas" w:eastAsia="Consolas"/>
+          <w:color w:val="333333"/>
+          <w:sz w:val="22"/>
+        </w:rPr>
+        <w:t>/tmp/bot-fx-trigger.log</w:t>
+      </w:r>
+    </w:p>
+    <w:p>
+      <w:pPr>
+        <w:pBdr>
+          <w:bottom w:val="single" w:sz="6" w:space="1" w:color="AAAAAA"/>
+        </w:pBdr>
+      </w:pPr>
+    </w:p>
+    <w:p>
+      <w:pPr>
+        <w:pStyle w:val="Heading2"/>
+      </w:pPr>
+      <w:r>
+        <w:rPr>
+          <w:rFonts w:ascii="Calibri" w:hAnsi="Calibri" w:eastAsia="Microsoft JhengHei"/>
+          <w:b/>
+          <w:sz w:val="28"/>
+        </w:rPr>
+        <w:t>3. 本機／伺服器 crontab</w:t>
       </w:r>
     </w:p>
     <w:p>
@@ -890,7 +1120,7 @@
           <w:b/>
           <w:sz w:val="28"/>
         </w:rPr>
-        <w:t>3. GitHub 內建備援排程</w:t>
+        <w:t>4. GitHub 內建備援排程</w:t>
       </w:r>
     </w:p>
     <w:p>
@@ -1157,7 +1387,7 @@
           <w:b/>
           <w:sz w:val="28"/>
         </w:rPr>
-        <w:t>4. 故障排除</w:t>
+        <w:t>5. 故障排除</w:t>
       </w:r>
     </w:p>
     <w:tbl>
@@ -1351,7 +1581,7 @@
           <w:b/>
           <w:sz w:val="28"/>
         </w:rPr>
-        <w:t>5. 相關檔案</w:t>
+        <w:t>6. 相關檔案</w:t>
       </w:r>
     </w:p>
     <w:p>
@@ -1378,6 +1608,46 @@
           <w:sz w:val="22"/>
         </w:rPr>
         <w:t>scripts/trigger_update.sh</w:t>
+      </w:r>
+    </w:p>
+    <w:p>
+      <w:pPr>
+        <w:pStyle w:val="ListBullet"/>
+      </w:pPr>
+      <w:r>
+        <w:rPr>
+          <w:rFonts w:ascii="Consolas" w:hAnsi="Consolas" w:eastAsia="Consolas"/>
+          <w:color w:val="333333"/>
+          <w:sz w:val="22"/>
+        </w:rPr>
+        <w:t>scripts/setup_cron_job.py</w:t>
+      </w:r>
+      <w:r>
+        <w:rPr>
+          <w:rFonts w:ascii="Calibri" w:hAnsi="Calibri" w:eastAsia="Microsoft JhengHei"/>
+          <w:sz w:val="22"/>
+        </w:rPr>
+        <w:t>（cron-job.org 一鍵建立）</w:t>
+      </w:r>
+    </w:p>
+    <w:p>
+      <w:pPr>
+        <w:pStyle w:val="ListBullet"/>
+      </w:pPr>
+      <w:r>
+        <w:rPr>
+          <w:rFonts w:ascii="Consolas" w:hAnsi="Consolas" w:eastAsia="Consolas"/>
+          <w:color w:val="333333"/>
+          <w:sz w:val="22"/>
+        </w:rPr>
+        <w:t>scripts/install_launchd.sh</w:t>
+      </w:r>
+      <w:r>
+        <w:rPr>
+          <w:rFonts w:ascii="Calibri" w:hAnsi="Calibri" w:eastAsia="Microsoft JhengHei"/>
+          <w:sz w:val="22"/>
+        </w:rPr>
+        <w:t>（Mac 本機備援）</w:t>
       </w:r>
     </w:p>
     <w:p>

--- a/docs/word/SCHEDULING.zh-TW.docx
+++ b/docs/word/SCHEDULING.zh-TW.docx
@@ -98,7 +98,7 @@
           <w:rFonts w:ascii="Calibri" w:hAnsi="Calibri" w:eastAsia="Microsoft JhengHei"/>
           <w:sz w:val="22"/>
         </w:rPr>
-        <w:t xml:space="preserve"> 外部排程服務定時呼叫 GitHub API（</w:t>
+        <w:t xml:space="preserve"> 外部排程服務（cron-job.org）定時呼叫 GitHub API（</w:t>
       </w:r>
       <w:r>
         <w:rPr>
@@ -133,7 +133,27 @@
           <w:rFonts w:ascii="Calibri" w:hAnsi="Calibri" w:eastAsia="Microsoft JhengHei"/>
           <w:sz w:val="22"/>
         </w:rPr>
-        <w:t xml:space="preserve"> GitHub 內建 cron 每天僅 3 次（台灣 10:30 / 15:30 / 18:30，週一至週五）</w:t>
+        <w:t xml:space="preserve"> GitHub 內建 cron 每天 3 次（台灣 10:30 / 15:30 / 18:30，週一至週五）</w:t>
+      </w:r>
+    </w:p>
+    <w:p>
+      <w:pPr>
+        <w:pStyle w:val="ListNumber"/>
+      </w:pPr>
+      <w:r>
+        <w:rPr>
+          <w:rFonts w:ascii="Calibri" w:hAnsi="Calibri" w:eastAsia="Microsoft JhengHei"/>
+          <w:b/>
+          <w:sz w:val="22"/>
+        </w:rPr>
+        <w:t>本機（可選）：</w:t>
+      </w:r>
+      <w:r>
+        <w:rPr>
+          <w:rFonts w:ascii="Calibri" w:hAnsi="Calibri" w:eastAsia="Microsoft JhengHei"/>
+          <w:sz w:val="22"/>
+        </w:rPr>
+        <w:t xml:space="preserve"> Mac LaunchAgent（Mac 開著時才會跑）</w:t>
       </w:r>
     </w:p>
     <w:p>
@@ -162,6 +182,1516 @@
           <w:sz w:val="22"/>
         </w:rPr>
         <w:t>scripts/trigger_update.sh</w:t>
+      </w:r>
+    </w:p>
+    <w:p>
+      <w:pPr>
+        <w:pBdr>
+          <w:bottom w:val="single" w:sz="6" w:space="1" w:color="AAAAAA"/>
+        </w:pBdr>
+      </w:pPr>
+    </w:p>
+    <w:p>
+      <w:pPr>
+        <w:pStyle w:val="Heading2"/>
+      </w:pPr>
+      <w:r>
+        <w:rPr>
+          <w:rFonts w:ascii="Calibri" w:hAnsi="Calibri" w:eastAsia="Microsoft JhengHei"/>
+          <w:b/>
+          <w:sz w:val="28"/>
+        </w:rPr>
+        <w:t>0. 目前排程總覽（台灣時間，週一至週五）</w:t>
+      </w:r>
+    </w:p>
+    <w:tbl>
+      <w:tblPr>
+        <w:tblStyle w:val="TableGrid"/>
+        <w:tblW w:type="auto" w:w="0"/>
+        <w:tblLook w:firstColumn="1" w:firstRow="1" w:lastColumn="0" w:lastRow="0" w:noHBand="0" w:noVBand="1" w:val="04A0"/>
+      </w:tblPr>
+      <w:tblGrid>
+        <w:gridCol w:w="2412"/>
+        <w:gridCol w:w="2412"/>
+        <w:gridCol w:w="2412"/>
+        <w:gridCol w:w="2412"/>
+      </w:tblGrid>
+      <w:tr>
+        <w:tc>
+          <w:tcPr>
+            <w:tcW w:type="dxa" w:w="2412"/>
+          </w:tcPr>
+          <w:p>
+            <w:r/>
+            <w:r>
+              <w:rPr>
+                <w:rFonts w:ascii="Calibri" w:hAnsi="Calibri" w:eastAsia="Microsoft JhengHei"/>
+                <w:b/>
+                <w:sz w:val="20"/>
+              </w:rPr>
+              <w:t>層級</w:t>
+            </w:r>
+          </w:p>
+        </w:tc>
+        <w:tc>
+          <w:tcPr>
+            <w:tcW w:type="dxa" w:w="2412"/>
+          </w:tcPr>
+          <w:p>
+            <w:r/>
+            <w:r>
+              <w:rPr>
+                <w:rFonts w:ascii="Calibri" w:hAnsi="Calibri" w:eastAsia="Microsoft JhengHei"/>
+                <w:b/>
+                <w:sz w:val="20"/>
+              </w:rPr>
+              <w:t>來源</w:t>
+            </w:r>
+          </w:p>
+        </w:tc>
+        <w:tc>
+          <w:tcPr>
+            <w:tcW w:type="dxa" w:w="2412"/>
+          </w:tcPr>
+          <w:p>
+            <w:r/>
+            <w:r>
+              <w:rPr>
+                <w:rFonts w:ascii="Calibri" w:hAnsi="Calibri" w:eastAsia="Microsoft JhengHei"/>
+                <w:b/>
+                <w:sz w:val="20"/>
+              </w:rPr>
+              <w:t>執行時間</w:t>
+            </w:r>
+          </w:p>
+        </w:tc>
+        <w:tc>
+          <w:tcPr>
+            <w:tcW w:type="dxa" w:w="2412"/>
+          </w:tcPr>
+          <w:p>
+            <w:r/>
+            <w:r>
+              <w:rPr>
+                <w:rFonts w:ascii="Calibri" w:hAnsi="Calibri" w:eastAsia="Microsoft JhengHei"/>
+                <w:b/>
+                <w:sz w:val="20"/>
+              </w:rPr>
+              <w:t>說明</w:t>
+            </w:r>
+          </w:p>
+        </w:tc>
+      </w:tr>
+      <w:tr>
+        <w:tc>
+          <w:tcPr>
+            <w:tcW w:type="dxa" w:w="2412"/>
+          </w:tcPr>
+          <w:p>
+            <w:r/>
+            <w:r>
+              <w:rPr>
+                <w:rFonts w:ascii="Calibri" w:hAnsi="Calibri" w:eastAsia="Microsoft JhengHei"/>
+                <w:sz w:val="20"/>
+              </w:rPr>
+              <w:t>主要</w:t>
+            </w:r>
+          </w:p>
+        </w:tc>
+        <w:tc>
+          <w:tcPr>
+            <w:tcW w:type="dxa" w:w="2412"/>
+          </w:tcPr>
+          <w:p>
+            <w:r/>
+            <w:r>
+              <w:rPr>
+                <w:rFonts w:ascii="Calibri" w:hAnsi="Calibri" w:eastAsia="Microsoft JhengHei"/>
+                <w:sz w:val="20"/>
+              </w:rPr>
+              <w:t>cron-job.org</w:t>
+            </w:r>
+          </w:p>
+        </w:tc>
+        <w:tc>
+          <w:tcPr>
+            <w:tcW w:type="dxa" w:w="2412"/>
+          </w:tcPr>
+          <w:p>
+            <w:r/>
+            <w:r>
+              <w:rPr>
+                <w:rFonts w:ascii="Calibri" w:hAnsi="Calibri" w:eastAsia="Microsoft JhengHei"/>
+                <w:sz w:val="20"/>
+              </w:rPr>
+              <w:t>09:10、10:10、11:10、12:10、13:10、14:10、15:10、16:10、18:30</w:t>
+            </w:r>
+          </w:p>
+        </w:tc>
+        <w:tc>
+          <w:tcPr>
+            <w:tcW w:type="dxa" w:w="2412"/>
+          </w:tcPr>
+          <w:p>
+            <w:r/>
+            <w:r>
+              <w:rPr>
+                <w:rFonts w:ascii="Calibri" w:hAnsi="Calibri" w:eastAsia="Microsoft JhengHei"/>
+                <w:sz w:val="20"/>
+              </w:rPr>
+              <w:t>已建立 Job 8253638（營業時段）、8253639（晚間）</w:t>
+            </w:r>
+          </w:p>
+        </w:tc>
+      </w:tr>
+      <w:tr>
+        <w:tc>
+          <w:tcPr>
+            <w:tcW w:type="dxa" w:w="2412"/>
+          </w:tcPr>
+          <w:p>
+            <w:r/>
+            <w:r>
+              <w:rPr>
+                <w:rFonts w:ascii="Calibri" w:hAnsi="Calibri" w:eastAsia="Microsoft JhengHei"/>
+                <w:sz w:val="20"/>
+              </w:rPr>
+              <w:t>備援</w:t>
+            </w:r>
+          </w:p>
+        </w:tc>
+        <w:tc>
+          <w:tcPr>
+            <w:tcW w:type="dxa" w:w="2412"/>
+          </w:tcPr>
+          <w:p>
+            <w:r/>
+            <w:r>
+              <w:rPr>
+                <w:rFonts w:ascii="Calibri" w:hAnsi="Calibri" w:eastAsia="Microsoft JhengHei"/>
+                <w:sz w:val="20"/>
+              </w:rPr>
+              <w:t>GitHub 內建 schedule</w:t>
+            </w:r>
+          </w:p>
+        </w:tc>
+        <w:tc>
+          <w:tcPr>
+            <w:tcW w:type="dxa" w:w="2412"/>
+          </w:tcPr>
+          <w:p>
+            <w:r/>
+            <w:r>
+              <w:rPr>
+                <w:rFonts w:ascii="Calibri" w:hAnsi="Calibri" w:eastAsia="Microsoft JhengHei"/>
+                <w:sz w:val="20"/>
+              </w:rPr>
+              <w:t>10:30、15:30、18:30</w:t>
+            </w:r>
+          </w:p>
+        </w:tc>
+        <w:tc>
+          <w:tcPr>
+            <w:tcW w:type="dxa" w:w="2412"/>
+          </w:tcPr>
+          <w:p>
+            <w:r/>
+            <w:r>
+              <w:rPr>
+                <w:rFonts w:ascii="Calibri" w:hAnsi="Calibri" w:eastAsia="Microsoft JhengHei"/>
+                <w:sz w:val="20"/>
+              </w:rPr>
+              <w:t>僅防 cron-job.org 中斷；不可靠，勿當主要</w:t>
+            </w:r>
+          </w:p>
+        </w:tc>
+      </w:tr>
+      <w:tr>
+        <w:tc>
+          <w:tcPr>
+            <w:tcW w:type="dxa" w:w="2412"/>
+          </w:tcPr>
+          <w:p>
+            <w:r/>
+            <w:r>
+              <w:rPr>
+                <w:rFonts w:ascii="Calibri" w:hAnsi="Calibri" w:eastAsia="Microsoft JhengHei"/>
+                <w:sz w:val="20"/>
+              </w:rPr>
+              <w:t>本機</w:t>
+            </w:r>
+          </w:p>
+        </w:tc>
+        <w:tc>
+          <w:tcPr>
+            <w:tcW w:type="dxa" w:w="2412"/>
+          </w:tcPr>
+          <w:p>
+            <w:r/>
+            <w:r>
+              <w:rPr>
+                <w:rFonts w:ascii="Calibri" w:hAnsi="Calibri" w:eastAsia="Microsoft JhengHei"/>
+                <w:sz w:val="20"/>
+              </w:rPr>
+              <w:t>Mac LaunchAgent</w:t>
+            </w:r>
+          </w:p>
+        </w:tc>
+        <w:tc>
+          <w:tcPr>
+            <w:tcW w:type="dxa" w:w="2412"/>
+          </w:tcPr>
+          <w:p>
+            <w:r/>
+            <w:r>
+              <w:rPr>
+                <w:rFonts w:ascii="Calibri" w:hAnsi="Calibri" w:eastAsia="Microsoft JhengHei"/>
+                <w:sz w:val="20"/>
+              </w:rPr>
+              <w:t>同上 09:10–16:10 + 18:30</w:t>
+            </w:r>
+          </w:p>
+        </w:tc>
+        <w:tc>
+          <w:tcPr>
+            <w:tcW w:type="dxa" w:w="2412"/>
+          </w:tcPr>
+          <w:p>
+            <w:r/>
+            <w:r>
+              <w:rPr>
+                <w:rFonts w:ascii="Calibri" w:hAnsi="Calibri" w:eastAsia="Microsoft JhengHei"/>
+                <w:sz w:val="20"/>
+              </w:rPr>
+              <w:t>執行 ./scripts/install_launchd.sh 後生效；Mac 需開機</w:t>
+            </w:r>
+          </w:p>
+        </w:tc>
+      </w:tr>
+      <w:tr>
+        <w:tc>
+          <w:tcPr>
+            <w:tcW w:type="dxa" w:w="2412"/>
+          </w:tcPr>
+          <w:p>
+            <w:r/>
+            <w:r>
+              <w:rPr>
+                <w:rFonts w:ascii="Calibri" w:hAnsi="Calibri" w:eastAsia="Microsoft JhengHei"/>
+                <w:sz w:val="20"/>
+              </w:rPr>
+              <w:t>手動</w:t>
+            </w:r>
+          </w:p>
+        </w:tc>
+        <w:tc>
+          <w:tcPr>
+            <w:tcW w:type="dxa" w:w="2412"/>
+          </w:tcPr>
+          <w:p>
+            <w:r/>
+            <w:r>
+              <w:rPr>
+                <w:rFonts w:ascii="Calibri" w:hAnsi="Calibri" w:eastAsia="Microsoft JhengHei"/>
+                <w:sz w:val="20"/>
+              </w:rPr>
+              <w:t>本機／Actions</w:t>
+            </w:r>
+          </w:p>
+        </w:tc>
+        <w:tc>
+          <w:tcPr>
+            <w:tcW w:type="dxa" w:w="2412"/>
+          </w:tcPr>
+          <w:p>
+            <w:r/>
+            <w:r>
+              <w:rPr>
+                <w:rFonts w:ascii="Calibri" w:hAnsi="Calibri" w:eastAsia="Microsoft JhengHei"/>
+                <w:sz w:val="20"/>
+              </w:rPr>
+              <w:t>隨時</w:t>
+            </w:r>
+          </w:p>
+        </w:tc>
+        <w:tc>
+          <w:tcPr>
+            <w:tcW w:type="dxa" w:w="2412"/>
+          </w:tcPr>
+          <w:p>
+            <w:r/>
+            <w:r>
+              <w:rPr>
+                <w:rFonts w:ascii="Calibri" w:hAnsi="Calibri" w:eastAsia="Microsoft JhengHei"/>
+                <w:sz w:val="20"/>
+              </w:rPr>
+              <w:t>./scripts/trigger_update.sh 或 Actions → Run workflow</w:t>
+            </w:r>
+          </w:p>
+        </w:tc>
+      </w:tr>
+    </w:tbl>
+    <w:p/>
+    <w:p>
+      <w:r>
+        <w:rPr>
+          <w:rFonts w:ascii="Calibri" w:hAnsi="Calibri" w:eastAsia="Microsoft JhengHei"/>
+          <w:sz w:val="22"/>
+        </w:rPr>
+        <w:t>監控連結：</w:t>
+      </w:r>
+    </w:p>
+    <w:p>
+      <w:pPr>
+        <w:pStyle w:val="ListBullet"/>
+      </w:pPr>
+      <w:r>
+        <w:rPr>
+          <w:rFonts w:ascii="Calibri" w:hAnsi="Calibri" w:eastAsia="Microsoft JhengHei"/>
+          <w:sz w:val="22"/>
+        </w:rPr>
+        <w:t>Actions：https://github.com/ChesleyLo/DownloadBankOfTaiwanExchangeRate/actions</w:t>
+      </w:r>
+    </w:p>
+    <w:p>
+      <w:pPr>
+        <w:pStyle w:val="ListBullet"/>
+      </w:pPr>
+      <w:r>
+        <w:rPr>
+          <w:rFonts w:ascii="Calibri" w:hAnsi="Calibri" w:eastAsia="Microsoft JhengHei"/>
+          <w:sz w:val="22"/>
+        </w:rPr>
+        <w:t>cron-job.org：https://console.cron-job.org/jobs</w:t>
+      </w:r>
+    </w:p>
+    <w:p>
+      <w:pPr>
+        <w:pBdr>
+          <w:bottom w:val="single" w:sz="6" w:space="1" w:color="AAAAAA"/>
+        </w:pBdr>
+      </w:pPr>
+    </w:p>
+    <w:p>
+      <w:pPr>
+        <w:pStyle w:val="Heading2"/>
+      </w:pPr>
+      <w:r>
+        <w:rPr>
+          <w:rFonts w:ascii="Calibri" w:hAnsi="Calibri" w:eastAsia="Microsoft JhengHei"/>
+          <w:b/>
+          <w:sz w:val="28"/>
+        </w:rPr>
+        <w:t>0.1 每次執行會做什麼？</w:t>
+      </w:r>
+    </w:p>
+    <w:p>
+      <w:pPr>
+        <w:pStyle w:val="ListNumber"/>
+      </w:pPr>
+      <w:r>
+        <w:rPr>
+          <w:rFonts w:ascii="Calibri" w:hAnsi="Calibri" w:eastAsia="Microsoft JhengHei"/>
+          <w:sz w:val="22"/>
+        </w:rPr>
+        <w:t>下載台銀 CSV → 轉成 JSON</w:t>
+      </w:r>
+    </w:p>
+    <w:p>
+      <w:pPr>
+        <w:pStyle w:val="ListNumber"/>
+      </w:pPr>
+      <w:r>
+        <w:rPr>
+          <w:rFonts w:ascii="Calibri" w:hAnsi="Calibri" w:eastAsia="Microsoft JhengHei"/>
+          <w:sz w:val="22"/>
+        </w:rPr>
+        <w:t xml:space="preserve">寫入 </w:t>
+      </w:r>
+      <w:r>
+        <w:rPr>
+          <w:rFonts w:ascii="Consolas" w:hAnsi="Consolas" w:eastAsia="Consolas"/>
+          <w:color w:val="333333"/>
+          <w:sz w:val="22"/>
+        </w:rPr>
+        <w:t>data/bot-xrt-latest.*</w:t>
+      </w:r>
+      <w:r>
+        <w:rPr>
+          <w:rFonts w:ascii="Calibri" w:hAnsi="Calibri" w:eastAsia="Microsoft JhengHei"/>
+          <w:sz w:val="22"/>
+        </w:rPr>
+        <w:t xml:space="preserve">，歷史檔寫入 </w:t>
+      </w:r>
+      <w:r>
+        <w:rPr>
+          <w:rFonts w:ascii="Consolas" w:hAnsi="Consolas" w:eastAsia="Consolas"/>
+          <w:color w:val="333333"/>
+          <w:sz w:val="22"/>
+        </w:rPr>
+        <w:t>data/history/</w:t>
+      </w:r>
+      <w:r>
+        <w:rPr>
+          <w:rFonts w:ascii="Calibri" w:hAnsi="Calibri" w:eastAsia="Microsoft JhengHei"/>
+          <w:sz w:val="22"/>
+        </w:rPr>
+        <w:t>（保留 90 天）</w:t>
+      </w:r>
+    </w:p>
+    <w:p>
+      <w:pPr>
+        <w:pStyle w:val="ListNumber"/>
+      </w:pPr>
+      <w:r>
+        <w:rPr>
+          <w:rFonts w:ascii="Calibri" w:hAnsi="Calibri" w:eastAsia="Microsoft JhengHei"/>
+          <w:b/>
+          <w:sz w:val="22"/>
+        </w:rPr>
+        <w:t>匯率有變</w:t>
+      </w:r>
+      <w:r>
+        <w:rPr>
+          <w:rFonts w:ascii="Calibri" w:hAnsi="Calibri" w:eastAsia="Microsoft JhengHei"/>
+          <w:sz w:val="22"/>
+        </w:rPr>
+        <w:t xml:space="preserve"> → commit / push，並 purge jsDelivr CDN</w:t>
+      </w:r>
+    </w:p>
+    <w:p>
+      <w:pPr>
+        <w:pStyle w:val="ListNumber"/>
+      </w:pPr>
+      <w:r>
+        <w:rPr>
+          <w:rFonts w:ascii="Calibri" w:hAnsi="Calibri" w:eastAsia="Microsoft JhengHei"/>
+          <w:b/>
+          <w:sz w:val="22"/>
+        </w:rPr>
+        <w:t>匯率沒變</w:t>
+      </w:r>
+      <w:r>
+        <w:rPr>
+          <w:rFonts w:ascii="Calibri" w:hAnsi="Calibri" w:eastAsia="Microsoft JhengHei"/>
+          <w:sz w:val="22"/>
+        </w:rPr>
+        <w:t xml:space="preserve"> → Actions 仍會跑完，但</w:t>
+      </w:r>
+      <w:r>
+        <w:rPr>
+          <w:rFonts w:ascii="Calibri" w:hAnsi="Calibri" w:eastAsia="Microsoft JhengHei"/>
+          <w:b/>
+          <w:sz w:val="22"/>
+        </w:rPr>
+        <w:t>不會</w:t>
+      </w:r>
+      <w:r>
+        <w:rPr>
+          <w:rFonts w:ascii="Calibri" w:hAnsi="Calibri" w:eastAsia="Microsoft JhengHei"/>
+          <w:sz w:val="22"/>
+        </w:rPr>
+        <w:t>產生新 commit（正常行為）</w:t>
+      </w:r>
+    </w:p>
+    <w:p>
+      <w:r>
+        <w:rPr>
+          <w:rFonts w:ascii="Calibri" w:hAnsi="Calibri" w:eastAsia="Microsoft JhengHei"/>
+          <w:sz w:val="22"/>
+        </w:rPr>
+        <w:t xml:space="preserve">判斷是否「有更新」：看 workflow log 的 </w:t>
+      </w:r>
+      <w:r>
+        <w:rPr>
+          <w:rFonts w:ascii="Consolas" w:hAnsi="Consolas" w:eastAsia="Consolas"/>
+          <w:color w:val="333333"/>
+          <w:sz w:val="22"/>
+        </w:rPr>
+        <w:t>changed=true/false</w:t>
+      </w:r>
+      <w:r>
+        <w:rPr>
+          <w:rFonts w:ascii="Calibri" w:hAnsi="Calibri" w:eastAsia="Microsoft JhengHei"/>
+          <w:sz w:val="22"/>
+        </w:rPr>
+        <w:t xml:space="preserve">，或 JSON 的 </w:t>
+      </w:r>
+      <w:r>
+        <w:rPr>
+          <w:rFonts w:ascii="Consolas" w:hAnsi="Consolas" w:eastAsia="Consolas"/>
+          <w:color w:val="333333"/>
+          <w:sz w:val="22"/>
+        </w:rPr>
+        <w:t>fetchedAtUtc</w:t>
+      </w:r>
+      <w:r>
+        <w:rPr>
+          <w:rFonts w:ascii="Calibri" w:hAnsi="Calibri" w:eastAsia="Microsoft JhengHei"/>
+          <w:sz w:val="22"/>
+        </w:rPr>
+        <w:t xml:space="preserve"> 是否刷新。</w:t>
+      </w:r>
+    </w:p>
+    <w:p>
+      <w:pPr>
+        <w:pBdr>
+          <w:bottom w:val="single" w:sz="6" w:space="1" w:color="AAAAAA"/>
+        </w:pBdr>
+      </w:pPr>
+    </w:p>
+    <w:p>
+      <w:pPr>
+        <w:pStyle w:val="Heading2"/>
+      </w:pPr>
+      <w:r>
+        <w:rPr>
+          <w:rFonts w:ascii="Calibri" w:hAnsi="Calibri" w:eastAsia="Microsoft JhengHei"/>
+          <w:b/>
+          <w:sz w:val="28"/>
+        </w:rPr>
+        <w:t>0.2 排程沒啟動時怎麼查？（逐步）</w:t>
+      </w:r>
+    </w:p>
+    <w:p>
+      <w:pPr>
+        <w:pStyle w:val="Heading3"/>
+      </w:pPr>
+      <w:r>
+        <w:rPr>
+          <w:rFonts w:ascii="Calibri" w:hAnsi="Calibri" w:eastAsia="Microsoft JhengHei"/>
+          <w:b/>
+          <w:sz w:val="24"/>
+        </w:rPr>
+        <w:t>Step 1：看 GitHub Actions</w:t>
+      </w:r>
+    </w:p>
+    <w:p>
+      <w:r>
+        <w:rPr>
+          <w:rFonts w:ascii="Calibri" w:hAnsi="Calibri" w:eastAsia="Microsoft JhengHei"/>
+          <w:sz w:val="22"/>
+        </w:rPr>
+        <w:t xml:space="preserve">開啟 </w:t>
+      </w:r>
+      <w:r>
+        <w:rPr>
+          <w:rFonts w:ascii="Calibri" w:hAnsi="Calibri" w:eastAsia="Microsoft JhengHei"/>
+          <w:color w:val="0563C1"/>
+          <w:sz w:val="22"/>
+        </w:rPr>
+        <w:t>Actions 頁面 (https://github.com/ChesleyLo/DownloadBankOfTaiwanExchangeRate/actions)</w:t>
+      </w:r>
+      <w:r>
+        <w:rPr>
+          <w:rFonts w:ascii="Calibri" w:hAnsi="Calibri" w:eastAsia="Microsoft JhengHei"/>
+          <w:sz w:val="22"/>
+        </w:rPr>
+        <w:t>。</w:t>
+      </w:r>
+    </w:p>
+    <w:tbl>
+      <w:tblPr>
+        <w:tblStyle w:val="TableGrid"/>
+        <w:tblW w:type="auto" w:w="0"/>
+        <w:tblLook w:firstColumn="1" w:firstRow="1" w:lastColumn="0" w:lastRow="0" w:noHBand="0" w:noVBand="1" w:val="04A0"/>
+      </w:tblPr>
+      <w:tblGrid>
+        <w:gridCol w:w="4824"/>
+        <w:gridCol w:w="4824"/>
+      </w:tblGrid>
+      <w:tr>
+        <w:tc>
+          <w:tcPr>
+            <w:tcW w:type="dxa" w:w="4824"/>
+          </w:tcPr>
+          <w:p>
+            <w:r/>
+            <w:r>
+              <w:rPr>
+                <w:rFonts w:ascii="Calibri" w:hAnsi="Calibri" w:eastAsia="Microsoft JhengHei"/>
+                <w:b/>
+                <w:sz w:val="20"/>
+              </w:rPr>
+              <w:t>狀況</w:t>
+            </w:r>
+          </w:p>
+        </w:tc>
+        <w:tc>
+          <w:tcPr>
+            <w:tcW w:type="dxa" w:w="4824"/>
+          </w:tcPr>
+          <w:p>
+            <w:r/>
+            <w:r>
+              <w:rPr>
+                <w:rFonts w:ascii="Calibri" w:hAnsi="Calibri" w:eastAsia="Microsoft JhengHei"/>
+                <w:b/>
+                <w:sz w:val="20"/>
+              </w:rPr>
+              <w:t>意義</w:t>
+            </w:r>
+          </w:p>
+        </w:tc>
+      </w:tr>
+      <w:tr>
+        <w:tc>
+          <w:tcPr>
+            <w:tcW w:type="dxa" w:w="4824"/>
+          </w:tcPr>
+          <w:p>
+            <w:r/>
+            <w:r>
+              <w:rPr>
+                <w:rFonts w:ascii="Calibri" w:hAnsi="Calibri" w:eastAsia="Microsoft JhengHei"/>
+                <w:sz w:val="20"/>
+              </w:rPr>
+              <w:t>有 workflow_dispatch 且 success</w:t>
+            </w:r>
+          </w:p>
+        </w:tc>
+        <w:tc>
+          <w:tcPr>
+            <w:tcW w:type="dxa" w:w="4824"/>
+          </w:tcPr>
+          <w:p>
+            <w:r/>
+            <w:r>
+              <w:rPr>
+                <w:rFonts w:ascii="Calibri" w:hAnsi="Calibri" w:eastAsia="Microsoft JhengHei"/>
+                <w:sz w:val="20"/>
+              </w:rPr>
+              <w:t>排程有觸發，流程正常</w:t>
+            </w:r>
+          </w:p>
+        </w:tc>
+      </w:tr>
+      <w:tr>
+        <w:tc>
+          <w:tcPr>
+            <w:tcW w:type="dxa" w:w="4824"/>
+          </w:tcPr>
+          <w:p>
+            <w:r/>
+            <w:r>
+              <w:rPr>
+                <w:rFonts w:ascii="Calibri" w:hAnsi="Calibri" w:eastAsia="Microsoft JhengHei"/>
+                <w:sz w:val="20"/>
+              </w:rPr>
+              <w:t>完全沒有新的 run</w:t>
+            </w:r>
+          </w:p>
+        </w:tc>
+        <w:tc>
+          <w:tcPr>
+            <w:tcW w:type="dxa" w:w="4824"/>
+          </w:tcPr>
+          <w:p>
+            <w:r/>
+            <w:r>
+              <w:rPr>
+                <w:rFonts w:ascii="Calibri" w:hAnsi="Calibri" w:eastAsia="Microsoft JhengHei"/>
+                <w:sz w:val="20"/>
+              </w:rPr>
+              <w:t>繼續 Step 2</w:t>
+            </w:r>
+          </w:p>
+        </w:tc>
+      </w:tr>
+      <w:tr>
+        <w:tc>
+          <w:tcPr>
+            <w:tcW w:type="dxa" w:w="4824"/>
+          </w:tcPr>
+          <w:p>
+            <w:r/>
+            <w:r>
+              <w:rPr>
+                <w:rFonts w:ascii="Calibri" w:hAnsi="Calibri" w:eastAsia="Microsoft JhengHei"/>
+                <w:sz w:val="20"/>
+              </w:rPr>
+              <w:t>有 run 但 failure</w:t>
+            </w:r>
+          </w:p>
+        </w:tc>
+        <w:tc>
+          <w:tcPr>
+            <w:tcW w:type="dxa" w:w="4824"/>
+          </w:tcPr>
+          <w:p>
+            <w:r/>
+            <w:r>
+              <w:rPr>
+                <w:rFonts w:ascii="Calibri" w:hAnsi="Calibri" w:eastAsia="Microsoft JhengHei"/>
+                <w:sz w:val="20"/>
+              </w:rPr>
+              <w:t>點進 log 看下載／commit 錯誤</w:t>
+            </w:r>
+          </w:p>
+        </w:tc>
+      </w:tr>
+    </w:tbl>
+    <w:p/>
+    <w:p>
+      <w:pPr>
+        <w:pStyle w:val="Heading3"/>
+      </w:pPr>
+      <w:r>
+        <w:rPr>
+          <w:rFonts w:ascii="Calibri" w:hAnsi="Calibri" w:eastAsia="Microsoft JhengHei"/>
+          <w:b/>
+          <w:sz w:val="24"/>
+        </w:rPr>
+        <w:t>Step 2：看 cron-job.org</w:t>
+      </w:r>
+    </w:p>
+    <w:p>
+      <w:r>
+        <w:rPr>
+          <w:rFonts w:ascii="Calibri" w:hAnsi="Calibri" w:eastAsia="Microsoft JhengHei"/>
+          <w:sz w:val="22"/>
+        </w:rPr>
+        <w:t xml:space="preserve">開啟 </w:t>
+      </w:r>
+      <w:r>
+        <w:rPr>
+          <w:rFonts w:ascii="Calibri" w:hAnsi="Calibri" w:eastAsia="Microsoft JhengHei"/>
+          <w:color w:val="0563C1"/>
+          <w:sz w:val="22"/>
+        </w:rPr>
+        <w:t>Jobs 列表 (https://console.cron-job.org/jobs)</w:t>
+      </w:r>
+      <w:r>
+        <w:rPr>
+          <w:rFonts w:ascii="Calibri" w:hAnsi="Calibri" w:eastAsia="Microsoft JhengHei"/>
+          <w:sz w:val="22"/>
+        </w:rPr>
+        <w:t xml:space="preserve"> → 點 </w:t>
+      </w:r>
+      <w:r>
+        <w:rPr>
+          <w:rFonts w:ascii="Consolas" w:hAnsi="Consolas" w:eastAsia="Consolas"/>
+          <w:color w:val="333333"/>
+          <w:sz w:val="22"/>
+        </w:rPr>
+        <w:t>BOT FX Rates</w:t>
+      </w:r>
+      <w:r>
+        <w:rPr>
+          <w:rFonts w:ascii="Calibri" w:hAnsi="Calibri" w:eastAsia="Microsoft JhengHei"/>
+          <w:sz w:val="22"/>
+        </w:rPr>
+        <w:t xml:space="preserve"> → </w:t>
+      </w:r>
+      <w:r>
+        <w:rPr>
+          <w:rFonts w:ascii="Calibri" w:hAnsi="Calibri" w:eastAsia="Microsoft JhengHei"/>
+          <w:b/>
+          <w:sz w:val="22"/>
+        </w:rPr>
+        <w:t>History</w:t>
+      </w:r>
+      <w:r>
+        <w:rPr>
+          <w:rFonts w:ascii="Calibri" w:hAnsi="Calibri" w:eastAsia="Microsoft JhengHei"/>
+          <w:sz w:val="22"/>
+        </w:rPr>
+        <w:t>。</w:t>
+      </w:r>
+    </w:p>
+    <w:tbl>
+      <w:tblPr>
+        <w:tblStyle w:val="TableGrid"/>
+        <w:tblW w:type="auto" w:w="0"/>
+        <w:tblLook w:firstColumn="1" w:firstRow="1" w:lastColumn="0" w:lastRow="0" w:noHBand="0" w:noVBand="1" w:val="04A0"/>
+      </w:tblPr>
+      <w:tblGrid>
+        <w:gridCol w:w="4824"/>
+        <w:gridCol w:w="4824"/>
+      </w:tblGrid>
+      <w:tr>
+        <w:tc>
+          <w:tcPr>
+            <w:tcW w:type="dxa" w:w="4824"/>
+          </w:tcPr>
+          <w:p>
+            <w:r/>
+            <w:r>
+              <w:rPr>
+                <w:rFonts w:ascii="Calibri" w:hAnsi="Calibri" w:eastAsia="Microsoft JhengHei"/>
+                <w:b/>
+                <w:sz w:val="20"/>
+              </w:rPr>
+              <w:t>HTTP 結果</w:t>
+            </w:r>
+          </w:p>
+        </w:tc>
+        <w:tc>
+          <w:tcPr>
+            <w:tcW w:type="dxa" w:w="4824"/>
+          </w:tcPr>
+          <w:p>
+            <w:r/>
+            <w:r>
+              <w:rPr>
+                <w:rFonts w:ascii="Calibri" w:hAnsi="Calibri" w:eastAsia="Microsoft JhengHei"/>
+                <w:b/>
+                <w:sz w:val="20"/>
+              </w:rPr>
+              <w:t>意義</w:t>
+            </w:r>
+          </w:p>
+        </w:tc>
+      </w:tr>
+      <w:tr>
+        <w:tc>
+          <w:tcPr>
+            <w:tcW w:type="dxa" w:w="4824"/>
+          </w:tcPr>
+          <w:p>
+            <w:r/>
+            <w:r>
+              <w:rPr>
+                <w:rFonts w:ascii="Calibri" w:hAnsi="Calibri" w:eastAsia="Microsoft JhengHei"/>
+                <w:sz w:val="20"/>
+              </w:rPr>
+              <w:t>204</w:t>
+            </w:r>
+          </w:p>
+        </w:tc>
+        <w:tc>
+          <w:tcPr>
+            <w:tcW w:type="dxa" w:w="4824"/>
+          </w:tcPr>
+          <w:p>
+            <w:r/>
+            <w:r>
+              <w:rPr>
+                <w:rFonts w:ascii="Calibri" w:hAnsi="Calibri" w:eastAsia="Microsoft JhengHei"/>
+                <w:sz w:val="20"/>
+              </w:rPr>
+              <w:t>觸發成功（GitHub dispatch 常回 No Content）</w:t>
+            </w:r>
+          </w:p>
+        </w:tc>
+      </w:tr>
+      <w:tr>
+        <w:tc>
+          <w:tcPr>
+            <w:tcW w:type="dxa" w:w="4824"/>
+          </w:tcPr>
+          <w:p>
+            <w:r/>
+            <w:r>
+              <w:rPr>
+                <w:rFonts w:ascii="Calibri" w:hAnsi="Calibri" w:eastAsia="Microsoft JhengHei"/>
+                <w:sz w:val="20"/>
+              </w:rPr>
+              <w:t>401 / 403</w:t>
+            </w:r>
+          </w:p>
+        </w:tc>
+        <w:tc>
+          <w:tcPr>
+            <w:tcW w:type="dxa" w:w="4824"/>
+          </w:tcPr>
+          <w:p>
+            <w:r/>
+            <w:r>
+              <w:rPr>
+                <w:rFonts w:ascii="Calibri" w:hAnsi="Calibri" w:eastAsia="Microsoft JhengHei"/>
+                <w:sz w:val="20"/>
+              </w:rPr>
+              <w:t>GitHub Token 失效或權限不足 → 重新執行 setup_cron_job.py</w:t>
+            </w:r>
+          </w:p>
+        </w:tc>
+      </w:tr>
+      <w:tr>
+        <w:tc>
+          <w:tcPr>
+            <w:tcW w:type="dxa" w:w="4824"/>
+          </w:tcPr>
+          <w:p>
+            <w:r/>
+            <w:r>
+              <w:rPr>
+                <w:rFonts w:ascii="Calibri" w:hAnsi="Calibri" w:eastAsia="Microsoft JhengHei"/>
+                <w:sz w:val="20"/>
+              </w:rPr>
+              <w:t>404</w:t>
+            </w:r>
+          </w:p>
+        </w:tc>
+        <w:tc>
+          <w:tcPr>
+            <w:tcW w:type="dxa" w:w="4824"/>
+          </w:tcPr>
+          <w:p>
+            <w:r/>
+            <w:r>
+              <w:rPr>
+                <w:rFonts w:ascii="Calibri" w:hAnsi="Calibri" w:eastAsia="Microsoft JhengHei"/>
+                <w:sz w:val="20"/>
+              </w:rPr>
+              <w:t>workflow 路徑錯誤</w:t>
+            </w:r>
+          </w:p>
+        </w:tc>
+      </w:tr>
+      <w:tr>
+        <w:tc>
+          <w:tcPr>
+            <w:tcW w:type="dxa" w:w="4824"/>
+          </w:tcPr>
+          <w:p>
+            <w:r/>
+            <w:r>
+              <w:rPr>
+                <w:rFonts w:ascii="Calibri" w:hAnsi="Calibri" w:eastAsia="Microsoft JhengHei"/>
+                <w:sz w:val="20"/>
+              </w:rPr>
+              <w:t>沒有 History 紀錄</w:t>
+            </w:r>
+          </w:p>
+        </w:tc>
+        <w:tc>
+          <w:tcPr>
+            <w:tcW w:type="dxa" w:w="4824"/>
+          </w:tcPr>
+          <w:p>
+            <w:r/>
+            <w:r>
+              <w:rPr>
+                <w:rFonts w:ascii="Calibri" w:hAnsi="Calibri" w:eastAsia="Microsoft JhengHei"/>
+                <w:sz w:val="20"/>
+              </w:rPr>
+              <w:t>Job 被停用或排程時間未到</w:t>
+            </w:r>
+          </w:p>
+        </w:tc>
+      </w:tr>
+    </w:tbl>
+    <w:p/>
+    <w:p>
+      <w:r>
+        <w:rPr>
+          <w:rFonts w:ascii="Calibri" w:hAnsi="Calibri" w:eastAsia="Microsoft JhengHei"/>
+          <w:sz w:val="22"/>
+        </w:rPr>
+        <w:t xml:space="preserve">重新建立 cron job（會刪除舊的 </w:t>
+      </w:r>
+      <w:r>
+        <w:rPr>
+          <w:rFonts w:ascii="Consolas" w:hAnsi="Consolas" w:eastAsia="Consolas"/>
+          <w:color w:val="333333"/>
+          <w:sz w:val="22"/>
+        </w:rPr>
+        <w:t>BOT FX Rates</w:t>
+      </w:r>
+      <w:r>
+        <w:rPr>
+          <w:rFonts w:ascii="Calibri" w:hAnsi="Calibri" w:eastAsia="Microsoft JhengHei"/>
+          <w:sz w:val="22"/>
+        </w:rPr>
+        <w:t xml:space="preserve"> 再建）：</w:t>
+      </w:r>
+    </w:p>
+    <w:p>
+      <w:pPr>
+        <w:spacing w:before="120" w:after="120"/>
+        <w:ind w:left="288"/>
+        <w:shd w:fill="F5F5F5" w:val="clear"/>
+      </w:pPr>
+      <w:r>
+        <w:rPr>
+          <w:rFonts w:ascii="Consolas" w:hAnsi="Consolas" w:eastAsia="Consolas"/>
+          <w:sz w:val="18"/>
+        </w:rPr>
+        <w:t>export CRONJOB_API_KEY="你的_api_key"</w:t>
+        <w:br/>
+        <w:t>python3 scripts/setup_cron_job.py</w:t>
+      </w:r>
+    </w:p>
+    <w:p>
+      <w:pPr>
+        <w:pStyle w:val="Heading3"/>
+      </w:pPr>
+      <w:r>
+        <w:rPr>
+          <w:rFonts w:ascii="Calibri" w:hAnsi="Calibri" w:eastAsia="Microsoft JhengHei"/>
+          <w:b/>
+          <w:sz w:val="24"/>
+        </w:rPr>
+        <w:t>Step 3：手動立即觸發（最快驗證）</w:t>
+      </w:r>
+    </w:p>
+    <w:p>
+      <w:pPr>
+        <w:spacing w:before="120" w:after="120"/>
+        <w:ind w:left="288"/>
+        <w:shd w:fill="F5F5F5" w:val="clear"/>
+      </w:pPr>
+      <w:r>
+        <w:rPr>
+          <w:rFonts w:ascii="Consolas" w:hAnsi="Consolas" w:eastAsia="Consolas"/>
+          <w:sz w:val="18"/>
+        </w:rPr>
+        <w:t>./scripts/trigger_update.sh</w:t>
+      </w:r>
+    </w:p>
+    <w:p>
+      <w:r>
+        <w:rPr>
+          <w:rFonts w:ascii="Calibri" w:hAnsi="Calibri" w:eastAsia="Microsoft JhengHei"/>
+          <w:sz w:val="22"/>
+        </w:rPr>
+        <w:t xml:space="preserve">或 GitHub → Actions → </w:t>
+      </w:r>
+      <w:r>
+        <w:rPr>
+          <w:rFonts w:ascii="Calibri" w:hAnsi="Calibri" w:eastAsia="Microsoft JhengHei"/>
+          <w:b/>
+          <w:sz w:val="22"/>
+        </w:rPr>
+        <w:t>Update BOT FX Rates</w:t>
+      </w:r>
+      <w:r>
+        <w:rPr>
+          <w:rFonts w:ascii="Calibri" w:hAnsi="Calibri" w:eastAsia="Microsoft JhengHei"/>
+          <w:sz w:val="22"/>
+        </w:rPr>
+        <w:t xml:space="preserve"> → </w:t>
+      </w:r>
+      <w:r>
+        <w:rPr>
+          <w:rFonts w:ascii="Calibri" w:hAnsi="Calibri" w:eastAsia="Microsoft JhengHei"/>
+          <w:b/>
+          <w:sz w:val="22"/>
+        </w:rPr>
+        <w:t>Run workflow</w:t>
+      </w:r>
+      <w:r>
+        <w:rPr>
+          <w:rFonts w:ascii="Calibri" w:hAnsi="Calibri" w:eastAsia="Microsoft JhengHei"/>
+          <w:sz w:val="22"/>
+        </w:rPr>
+        <w:t>。</w:t>
+      </w:r>
+    </w:p>
+    <w:p>
+      <w:r>
+        <w:rPr>
+          <w:rFonts w:ascii="Calibri" w:hAnsi="Calibri" w:eastAsia="Microsoft JhengHei"/>
+          <w:sz w:val="22"/>
+        </w:rPr>
+        <w:t>若手動成功、自動失敗 → 問題在 cron-job.org 或 Token，不是下載腳本。</w:t>
+      </w:r>
+    </w:p>
+    <w:p>
+      <w:pPr>
+        <w:pStyle w:val="Heading3"/>
+      </w:pPr>
+      <w:r>
+        <w:rPr>
+          <w:rFonts w:ascii="Calibri" w:hAnsi="Calibri" w:eastAsia="Microsoft JhengHei"/>
+          <w:b/>
+          <w:sz w:val="24"/>
+        </w:rPr>
+        <w:t>Step 4：本機 Mac 備援（可選）</w:t>
+      </w:r>
+    </w:p>
+    <w:p>
+      <w:r>
+        <w:rPr>
+          <w:rFonts w:ascii="Calibri" w:hAnsi="Calibri" w:eastAsia="Microsoft JhengHei"/>
+          <w:sz w:val="22"/>
+        </w:rPr>
+        <w:t>cron-job.org 暫時異常、且 Mac 常開時：</w:t>
+      </w:r>
+    </w:p>
+    <w:p>
+      <w:pPr>
+        <w:spacing w:before="120" w:after="120"/>
+        <w:ind w:left="288"/>
+        <w:shd w:fill="F5F5F5" w:val="clear"/>
+      </w:pPr>
+      <w:r>
+        <w:rPr>
+          <w:rFonts w:ascii="Consolas" w:hAnsi="Consolas" w:eastAsia="Consolas"/>
+          <w:sz w:val="18"/>
+        </w:rPr>
+        <w:t>./scripts/install_launchd.sh</w:t>
+      </w:r>
+    </w:p>
+    <w:p>
+      <w:r>
+        <w:rPr>
+          <w:rFonts w:ascii="Calibri" w:hAnsi="Calibri" w:eastAsia="Microsoft JhengHei"/>
+          <w:sz w:val="22"/>
+        </w:rPr>
+        <w:t>日誌：</w:t>
+      </w:r>
+      <w:r>
+        <w:rPr>
+          <w:rFonts w:ascii="Consolas" w:hAnsi="Consolas" w:eastAsia="Consolas"/>
+          <w:color w:val="333333"/>
+          <w:sz w:val="22"/>
+        </w:rPr>
+        <w:t>/tmp/bot-fx-trigger.log</w:t>
+      </w:r>
+      <w:r>
+        <w:rPr>
+          <w:rFonts w:ascii="Calibri" w:hAnsi="Calibri" w:eastAsia="Microsoft JhengHei"/>
+          <w:sz w:val="22"/>
+        </w:rPr>
+        <w:t>、</w:t>
+      </w:r>
+      <w:r>
+        <w:rPr>
+          <w:rFonts w:ascii="Consolas" w:hAnsi="Consolas" w:eastAsia="Consolas"/>
+          <w:color w:val="333333"/>
+          <w:sz w:val="22"/>
+        </w:rPr>
+        <w:t>/tmp/bot-fx-trigger.stderr.log</w:t>
+      </w:r>
+    </w:p>
+    <w:p>
+      <w:pPr>
+        <w:pBdr>
+          <w:bottom w:val="single" w:sz="6" w:space="1" w:color="AAAAAA"/>
+        </w:pBdr>
+      </w:pPr>
+    </w:p>
+    <w:p>
+      <w:pPr>
+        <w:pStyle w:val="Heading2"/>
+      </w:pPr>
+      <w:r>
+        <w:rPr>
+          <w:rFonts w:ascii="Calibri" w:hAnsi="Calibri" w:eastAsia="Microsoft JhengHei"/>
+          <w:b/>
+          <w:sz w:val="28"/>
+        </w:rPr>
+        <w:t>0.3 常見誤解</w:t>
+      </w:r>
+    </w:p>
+    <w:tbl>
+      <w:tblPr>
+        <w:tblStyle w:val="TableGrid"/>
+        <w:tblW w:type="auto" w:w="0"/>
+        <w:tblLook w:firstColumn="1" w:firstRow="1" w:lastColumn="0" w:lastRow="0" w:noHBand="0" w:noVBand="1" w:val="04A0"/>
+      </w:tblPr>
+      <w:tblGrid>
+        <w:gridCol w:w="4824"/>
+        <w:gridCol w:w="4824"/>
+      </w:tblGrid>
+      <w:tr>
+        <w:tc>
+          <w:tcPr>
+            <w:tcW w:type="dxa" w:w="4824"/>
+          </w:tcPr>
+          <w:p>
+            <w:r/>
+            <w:r>
+              <w:rPr>
+                <w:rFonts w:ascii="Calibri" w:hAnsi="Calibri" w:eastAsia="Microsoft JhengHei"/>
+                <w:b/>
+                <w:sz w:val="20"/>
+              </w:rPr>
+              <w:t>現象</w:t>
+            </w:r>
+          </w:p>
+        </w:tc>
+        <w:tc>
+          <w:tcPr>
+            <w:tcW w:type="dxa" w:w="4824"/>
+          </w:tcPr>
+          <w:p>
+            <w:r/>
+            <w:r>
+              <w:rPr>
+                <w:rFonts w:ascii="Calibri" w:hAnsi="Calibri" w:eastAsia="Microsoft JhengHei"/>
+                <w:b/>
+                <w:sz w:val="20"/>
+              </w:rPr>
+              <w:t>其實是…</w:t>
+            </w:r>
+          </w:p>
+        </w:tc>
+      </w:tr>
+      <w:tr>
+        <w:tc>
+          <w:tcPr>
+            <w:tcW w:type="dxa" w:w="4824"/>
+          </w:tcPr>
+          <w:p>
+            <w:r/>
+            <w:r>
+              <w:rPr>
+                <w:rFonts w:ascii="Calibri" w:hAnsi="Calibri" w:eastAsia="Microsoft JhengHei"/>
+                <w:sz w:val="20"/>
+              </w:rPr>
+              <w:t>Actions 有跑，repo 沒新 commit</w:t>
+            </w:r>
+          </w:p>
+        </w:tc>
+        <w:tc>
+          <w:tcPr>
+            <w:tcW w:type="dxa" w:w="4824"/>
+          </w:tcPr>
+          <w:p>
+            <w:r/>
+            <w:r>
+              <w:rPr>
+                <w:rFonts w:ascii="Calibri" w:hAnsi="Calibri" w:eastAsia="Microsoft JhengHei"/>
+                <w:sz w:val="20"/>
+              </w:rPr>
+              <w:t>匯率未變，changed=false，正常</w:t>
+            </w:r>
+          </w:p>
+        </w:tc>
+      </w:tr>
+      <w:tr>
+        <w:tc>
+          <w:tcPr>
+            <w:tcW w:type="dxa" w:w="4824"/>
+          </w:tcPr>
+          <w:p>
+            <w:r/>
+            <w:r>
+              <w:rPr>
+                <w:rFonts w:ascii="Calibri" w:hAnsi="Calibri" w:eastAsia="Microsoft JhengHei"/>
+                <w:sz w:val="20"/>
+              </w:rPr>
+              <w:t>CDN JSON 內容看起來一樣</w:t>
+            </w:r>
+          </w:p>
+        </w:tc>
+        <w:tc>
+          <w:tcPr>
+            <w:tcW w:type="dxa" w:w="4824"/>
+          </w:tcPr>
+          <w:p>
+            <w:r/>
+            <w:r>
+              <w:rPr>
+                <w:rFonts w:ascii="Calibri" w:hAnsi="Calibri" w:eastAsia="Microsoft JhengHei"/>
+                <w:sz w:val="20"/>
+              </w:rPr>
+              <w:t>同上；或 jsDelivr 快取，可 purge</w:t>
+            </w:r>
+          </w:p>
+        </w:tc>
+      </w:tr>
+      <w:tr>
+        <w:tc>
+          <w:tcPr>
+            <w:tcW w:type="dxa" w:w="4824"/>
+          </w:tcPr>
+          <w:p>
+            <w:r/>
+            <w:r>
+              <w:rPr>
+                <w:rFonts w:ascii="Calibri" w:hAnsi="Calibri" w:eastAsia="Microsoft JhengHei"/>
+                <w:sz w:val="20"/>
+              </w:rPr>
+              <w:t>週末沒跑</w:t>
+            </w:r>
+          </w:p>
+        </w:tc>
+        <w:tc>
+          <w:tcPr>
+            <w:tcW w:type="dxa" w:w="4824"/>
+          </w:tcPr>
+          <w:p>
+            <w:r/>
+            <w:r>
+              <w:rPr>
+                <w:rFonts w:ascii="Calibri" w:hAnsi="Calibri" w:eastAsia="Microsoft JhengHei"/>
+                <w:sz w:val="20"/>
+              </w:rPr>
+              <w:t>設計如此（僅週一至週五）</w:t>
+            </w:r>
+          </w:p>
+        </w:tc>
+      </w:tr>
+      <w:tr>
+        <w:tc>
+          <w:tcPr>
+            <w:tcW w:type="dxa" w:w="4824"/>
+          </w:tcPr>
+          <w:p>
+            <w:r/>
+            <w:r>
+              <w:rPr>
+                <w:rFonts w:ascii="Calibri" w:hAnsi="Calibri" w:eastAsia="Microsoft JhengHei"/>
+                <w:sz w:val="20"/>
+              </w:rPr>
+              <w:t>GitHub schedule 沒跑</w:t>
+            </w:r>
+          </w:p>
+        </w:tc>
+        <w:tc>
+          <w:tcPr>
+            <w:tcW w:type="dxa" w:w="4824"/>
+          </w:tcPr>
+          <w:p>
+            <w:r/>
+            <w:r>
+              <w:rPr>
+                <w:rFonts w:ascii="Calibri" w:hAnsi="Calibri" w:eastAsia="Microsoft JhengHei"/>
+                <w:sz w:val="20"/>
+              </w:rPr>
+              <w:t>已知不穩，靠 cron-job.org 為主</w:t>
+            </w:r>
+          </w:p>
+        </w:tc>
+      </w:tr>
+      <w:tr>
+        <w:tc>
+          <w:tcPr>
+            <w:tcW w:type="dxa" w:w="4824"/>
+          </w:tcPr>
+          <w:p>
+            <w:r/>
+            <w:r>
+              <w:rPr>
+                <w:rFonts w:ascii="Calibri" w:hAnsi="Calibri" w:eastAsia="Microsoft JhengHei"/>
+                <w:sz w:val="20"/>
+              </w:rPr>
+              <w:t>台灣假日沒跑</w:t>
+            </w:r>
+          </w:p>
+        </w:tc>
+        <w:tc>
+          <w:tcPr>
+            <w:tcW w:type="dxa" w:w="4824"/>
+          </w:tcPr>
+          <w:p>
+            <w:r/>
+            <w:r>
+              <w:rPr>
+                <w:rFonts w:ascii="Calibri" w:hAnsi="Calibri" w:eastAsia="Microsoft JhengHei"/>
+                <w:sz w:val="20"/>
+              </w:rPr>
+              <w:t>目前 cron 僅排除週末，國定假日仍會觸發（可接受）</w:t>
+            </w:r>
+          </w:p>
+        </w:tc>
+      </w:tr>
+    </w:tbl>
+    <w:p/>
+    <w:p>
+      <w:pPr>
+        <w:pBdr>
+          <w:bottom w:val="single" w:sz="6" w:space="1" w:color="AAAAAA"/>
+        </w:pBdr>
+      </w:pPr>
+    </w:p>
+    <w:p>
+      <w:pPr>
+        <w:pStyle w:val="Heading2"/>
+      </w:pPr>
+      <w:r>
+        <w:rPr>
+          <w:rFonts w:ascii="Calibri" w:hAnsi="Calibri" w:eastAsia="Microsoft JhengHei"/>
+          <w:b/>
+          <w:sz w:val="28"/>
+        </w:rPr>
+        <w:t>0.4 建議日常監控</w:t>
+      </w:r>
+    </w:p>
+    <w:p>
+      <w:r>
+        <w:rPr>
+          <w:rFonts w:ascii="Calibri" w:hAnsi="Calibri" w:eastAsia="Microsoft JhengHei"/>
+          <w:sz w:val="22"/>
+        </w:rPr>
+        <w:t>每週快速檢查一次即可：</w:t>
+      </w:r>
+    </w:p>
+    <w:p>
+      <w:pPr>
+        <w:pStyle w:val="ListNumber"/>
+      </w:pPr>
+      <w:r>
+        <w:rPr>
+          <w:rFonts w:ascii="Calibri" w:hAnsi="Calibri" w:eastAsia="Microsoft JhengHei"/>
+          <w:sz w:val="22"/>
+        </w:rPr>
+        <w:t xml:space="preserve">cron-job.org History 近期有 </w:t>
+      </w:r>
+      <w:r>
+        <w:rPr>
+          <w:rFonts w:ascii="Calibri" w:hAnsi="Calibri" w:eastAsia="Microsoft JhengHei"/>
+          <w:b/>
+          <w:sz w:val="22"/>
+        </w:rPr>
+        <w:t>204</w:t>
+      </w:r>
+    </w:p>
+    <w:p>
+      <w:pPr>
+        <w:pStyle w:val="ListNumber"/>
+      </w:pPr>
+      <w:r>
+        <w:rPr>
+          <w:rFonts w:ascii="Calibri" w:hAnsi="Calibri" w:eastAsia="Microsoft JhengHei"/>
+          <w:sz w:val="22"/>
+        </w:rPr>
+        <w:t xml:space="preserve">GitHub Actions 平日有 </w:t>
+      </w:r>
+      <w:r>
+        <w:rPr>
+          <w:rFonts w:ascii="Consolas" w:hAnsi="Consolas" w:eastAsia="Consolas"/>
+          <w:color w:val="333333"/>
+          <w:sz w:val="22"/>
+        </w:rPr>
+        <w:t>workflow_dispatch</w:t>
+      </w:r>
+      <w:r>
+        <w:rPr>
+          <w:rFonts w:ascii="Calibri" w:hAnsi="Calibri" w:eastAsia="Microsoft JhengHei"/>
+          <w:sz w:val="22"/>
+        </w:rPr>
+        <w:t xml:space="preserve"> 成功紀錄</w:t>
+      </w:r>
+    </w:p>
+    <w:p>
+      <w:pPr>
+        <w:pStyle w:val="ListNumber"/>
+      </w:pPr>
+      <w:r>
+        <w:rPr>
+          <w:rFonts w:ascii="Calibri" w:hAnsi="Calibri" w:eastAsia="Microsoft JhengHei"/>
+          <w:sz w:val="22"/>
+        </w:rPr>
+        <w:t xml:space="preserve">CDN JSON 的 </w:t>
+      </w:r>
+      <w:r>
+        <w:rPr>
+          <w:rFonts w:ascii="Consolas" w:hAnsi="Consolas" w:eastAsia="Consolas"/>
+          <w:color w:val="333333"/>
+          <w:sz w:val="22"/>
+        </w:rPr>
+        <w:t>fetchedAtUtc</w:t>
+      </w:r>
+      <w:r>
+        <w:rPr>
+          <w:rFonts w:ascii="Calibri" w:hAnsi="Calibri" w:eastAsia="Microsoft JhengHei"/>
+          <w:sz w:val="22"/>
+        </w:rPr>
+        <w:t xml:space="preserve"> 為近期時間：</w:t>
+      </w:r>
+    </w:p>
+    <w:p>
+      <w:r>
+        <w:rPr>
+          <w:rFonts w:ascii="Calibri" w:hAnsi="Calibri" w:eastAsia="Microsoft JhengHei"/>
+          <w:sz w:val="22"/>
+        </w:rPr>
+        <w:t>https://cdn.jsdelivr.net/gh/ChesleyLo/DownloadBankOfTaiwanExchangeRate@main/data/bot-xrt-latest.json</w:t>
       </w:r>
     </w:p>
     <w:p>
@@ -798,7 +2328,7 @@
           <w:b/>
           <w:sz w:val="24"/>
         </w:rPr>
-        <w:t>1.3 建議執行時間（台灣）</w:t>
+        <w:t>1.4 建議執行時間（台灣）</w:t>
       </w:r>
     </w:p>
     <w:p>
@@ -868,7 +2398,7 @@
           <w:b/>
           <w:sz w:val="24"/>
         </w:rPr>
-        <w:t>1.4 成功怎麼看？</w:t>
+        <w:t>1.5 成功怎麼看？</w:t>
       </w:r>
     </w:p>
     <w:p>
@@ -1387,7 +2917,7 @@
           <w:b/>
           <w:sz w:val="28"/>
         </w:rPr>
-        <w:t>5. 故障排除</w:t>
+        <w:t>5. 故障排除（速查表）</w:t>
       </w:r>
     </w:p>
     <w:tbl>
@@ -1461,7 +2991,7 @@
                 <w:rFonts w:ascii="Calibri" w:hAnsi="Calibri" w:eastAsia="Microsoft JhengHei"/>
                 <w:sz w:val="20"/>
               </w:rPr>
-              <w:t>Token 權限不足或過期；需 Actions: write</w:t>
+              <w:t>GitHub Token 過期或缺 Actions: write；重跑 setup_cron_job.py</w:t>
             </w:r>
           </w:p>
         </w:tc>
@@ -1525,7 +3055,7 @@
                 <w:rFonts w:ascii="Calibri" w:hAnsi="Calibri" w:eastAsia="Microsoft JhengHei"/>
                 <w:sz w:val="20"/>
               </w:rPr>
-              <w:t>看 Workflow 是否 disabled；確認 ref=main</w:t>
+              <w:t>Workflow 是否 disabled；確認 body 的 ref 為 main</w:t>
             </w:r>
           </w:p>
         </w:tc>
@@ -1562,8 +3092,89 @@
           </w:p>
         </w:tc>
       </w:tr>
+      <w:tr>
+        <w:tc>
+          <w:tcPr>
+            <w:tcW w:type="dxa" w:w="4824"/>
+          </w:tcPr>
+          <w:p>
+            <w:r/>
+            <w:r>
+              <w:rPr>
+                <w:rFonts w:ascii="Calibri" w:hAnsi="Calibri" w:eastAsia="Microsoft JhengHei"/>
+                <w:sz w:val="20"/>
+              </w:rPr>
+              <w:t>完全沒 run</w:t>
+            </w:r>
+          </w:p>
+        </w:tc>
+        <w:tc>
+          <w:tcPr>
+            <w:tcW w:type="dxa" w:w="4824"/>
+          </w:tcPr>
+          <w:p>
+            <w:r/>
+            <w:r>
+              <w:rPr>
+                <w:rFonts w:ascii="Calibri" w:hAnsi="Calibri" w:eastAsia="Microsoft JhengHei"/>
+                <w:sz w:val="20"/>
+              </w:rPr>
+              <w:t>依 §0.2 逐步排查</w:t>
+            </w:r>
+          </w:p>
+        </w:tc>
+      </w:tr>
+      <w:tr>
+        <w:tc>
+          <w:tcPr>
+            <w:tcW w:type="dxa" w:w="4824"/>
+          </w:tcPr>
+          <w:p>
+            <w:r/>
+            <w:r>
+              <w:rPr>
+                <w:rFonts w:ascii="Calibri" w:hAnsi="Calibri" w:eastAsia="Microsoft JhengHei"/>
+                <w:sz w:val="20"/>
+              </w:rPr>
+              <w:t>CDN 資料偏舊</w:t>
+            </w:r>
+          </w:p>
+        </w:tc>
+        <w:tc>
+          <w:tcPr>
+            <w:tcW w:type="dxa" w:w="4824"/>
+          </w:tcPr>
+          <w:p>
+            <w:r/>
+            <w:r>
+              <w:rPr>
+                <w:rFonts w:ascii="Calibri" w:hAnsi="Calibri" w:eastAsia="Microsoft JhengHei"/>
+                <w:sz w:val="20"/>
+              </w:rPr>
+              <w:t>確認最近 commit；必要時 purge jsDelivr</w:t>
+            </w:r>
+          </w:p>
+        </w:tc>
+      </w:tr>
     </w:tbl>
     <w:p/>
+    <w:p>
+      <w:r>
+        <w:rPr>
+          <w:rFonts w:ascii="Calibri" w:hAnsi="Calibri" w:eastAsia="Microsoft JhengHei"/>
+          <w:sz w:val="22"/>
+        </w:rPr>
+        <w:t xml:space="preserve">詳細排查流程見 </w:t>
+      </w:r>
+      <w:r>
+        <w:rPr>
+          <w:rFonts w:ascii="Calibri" w:hAnsi="Calibri" w:eastAsia="Microsoft JhengHei"/>
+          <w:b/>
+          <w:sz w:val="22"/>
+        </w:rPr>
+        <w:t>§0.2 排程沒啟動時怎麼查？</w:t>
+      </w:r>
+    </w:p>
     <w:p>
       <w:pPr>
         <w:pBdr>

--- a/docs/word/SCHEDULING.zh-TW.docx
+++ b/docs/word/SCHEDULING.zh-TW.docx
@@ -1711,6 +1711,882 @@
           <w:b/>
           <w:sz w:val="28"/>
         </w:rPr>
+        <w:t>0.5 如何確認排程有無執行？（日常操作）</w:t>
+      </w:r>
+    </w:p>
+    <w:p>
+      <w:r>
+        <w:rPr>
+          <w:rFonts w:ascii="Calibri" w:hAnsi="Calibri" w:eastAsia="Microsoft JhengHei"/>
+          <w:sz w:val="22"/>
+        </w:rPr>
+        <w:t>之後要確認排程是否正常，</w:t>
+      </w:r>
+      <w:r>
+        <w:rPr>
+          <w:rFonts w:ascii="Calibri" w:hAnsi="Calibri" w:eastAsia="Microsoft JhengHei"/>
+          <w:b/>
+          <w:sz w:val="22"/>
+        </w:rPr>
+        <w:t>建議由快到慢</w:t>
+      </w:r>
+      <w:r>
+        <w:rPr>
+          <w:rFonts w:ascii="Calibri" w:hAnsi="Calibri" w:eastAsia="Microsoft JhengHei"/>
+          <w:sz w:val="22"/>
+        </w:rPr>
+        <w:t>依序檢查：</w:t>
+      </w:r>
+    </w:p>
+    <w:p>
+      <w:pPr>
+        <w:pStyle w:val="Heading3"/>
+      </w:pPr>
+      <w:r>
+        <w:rPr>
+          <w:rFonts w:ascii="Calibri" w:hAnsi="Calibri" w:eastAsia="Microsoft JhengHei"/>
+          <w:b/>
+          <w:sz w:val="24"/>
+        </w:rPr>
+        <w:t>① 看 GitHub Actions（約 30 秒，最優先）</w:t>
+      </w:r>
+    </w:p>
+    <w:p>
+      <w:r>
+        <w:rPr>
+          <w:rFonts w:ascii="Calibri" w:hAnsi="Calibri" w:eastAsia="Microsoft JhengHei"/>
+          <w:sz w:val="22"/>
+        </w:rPr>
+        <w:t>開啟：https://github.com/ChesleyLo/DownloadBankOfTaiwanExchangeRate/actions</w:t>
+      </w:r>
+    </w:p>
+    <w:p>
+      <w:r>
+        <w:rPr>
+          <w:rFonts w:ascii="Calibri" w:hAnsi="Calibri" w:eastAsia="Microsoft JhengHei"/>
+          <w:sz w:val="22"/>
+        </w:rPr>
+        <w:t xml:space="preserve">找 </w:t>
+      </w:r>
+      <w:r>
+        <w:rPr>
+          <w:rFonts w:ascii="Calibri" w:hAnsi="Calibri" w:eastAsia="Microsoft JhengHei"/>
+          <w:b/>
+          <w:sz w:val="22"/>
+        </w:rPr>
+        <w:t>Update BOT FX Rates</w:t>
+      </w:r>
+      <w:r>
+        <w:rPr>
+          <w:rFonts w:ascii="Calibri" w:hAnsi="Calibri" w:eastAsia="Microsoft JhengHei"/>
+          <w:sz w:val="22"/>
+        </w:rPr>
+        <w:t>：</w:t>
+      </w:r>
+    </w:p>
+    <w:tbl>
+      <w:tblPr>
+        <w:tblStyle w:val="TableGrid"/>
+        <w:tblW w:type="auto" w:w="0"/>
+        <w:tblLook w:firstColumn="1" w:firstRow="1" w:lastColumn="0" w:lastRow="0" w:noHBand="0" w:noVBand="1" w:val="04A0"/>
+      </w:tblPr>
+      <w:tblGrid>
+        <w:gridCol w:w="4824"/>
+        <w:gridCol w:w="4824"/>
+      </w:tblGrid>
+      <w:tr>
+        <w:tc>
+          <w:tcPr>
+            <w:tcW w:type="dxa" w:w="4824"/>
+          </w:tcPr>
+          <w:p>
+            <w:r/>
+            <w:r>
+              <w:rPr>
+                <w:rFonts w:ascii="Calibri" w:hAnsi="Calibri" w:eastAsia="Microsoft JhengHei"/>
+                <w:b/>
+                <w:sz w:val="20"/>
+              </w:rPr>
+              <w:t>看到什麼</w:t>
+            </w:r>
+          </w:p>
+        </w:tc>
+        <w:tc>
+          <w:tcPr>
+            <w:tcW w:type="dxa" w:w="4824"/>
+          </w:tcPr>
+          <w:p>
+            <w:r/>
+            <w:r>
+              <w:rPr>
+                <w:rFonts w:ascii="Calibri" w:hAnsi="Calibri" w:eastAsia="Microsoft JhengHei"/>
+                <w:b/>
+                <w:sz w:val="20"/>
+              </w:rPr>
+              <w:t>代表什麼</w:t>
+            </w:r>
+          </w:p>
+        </w:tc>
+      </w:tr>
+      <w:tr>
+        <w:tc>
+          <w:tcPr>
+            <w:tcW w:type="dxa" w:w="4824"/>
+          </w:tcPr>
+          <w:p>
+            <w:r/>
+            <w:r>
+              <w:rPr>
+                <w:rFonts w:ascii="Calibri" w:hAnsi="Calibri" w:eastAsia="Microsoft JhengHei"/>
+                <w:sz w:val="20"/>
+              </w:rPr>
+              <w:t>有新的 workflow_dispatch 且 綠色 ✓</w:t>
+            </w:r>
+          </w:p>
+        </w:tc>
+        <w:tc>
+          <w:tcPr>
+            <w:tcW w:type="dxa" w:w="4824"/>
+          </w:tcPr>
+          <w:p>
+            <w:r/>
+            <w:r>
+              <w:rPr>
+                <w:rFonts w:ascii="Calibri" w:hAnsi="Calibri" w:eastAsia="Microsoft JhengHei"/>
+                <w:sz w:val="20"/>
+              </w:rPr>
+              <w:t>排程有觸發，流程成功</w:t>
+            </w:r>
+          </w:p>
+        </w:tc>
+      </w:tr>
+      <w:tr>
+        <w:tc>
+          <w:tcPr>
+            <w:tcW w:type="dxa" w:w="4824"/>
+          </w:tcPr>
+          <w:p>
+            <w:r/>
+            <w:r>
+              <w:rPr>
+                <w:rFonts w:ascii="Calibri" w:hAnsi="Calibri" w:eastAsia="Microsoft JhengHei"/>
+                <w:sz w:val="20"/>
+              </w:rPr>
+              <w:t>完全沒有新的 run</w:t>
+            </w:r>
+          </w:p>
+        </w:tc>
+        <w:tc>
+          <w:tcPr>
+            <w:tcW w:type="dxa" w:w="4824"/>
+          </w:tcPr>
+          <w:p>
+            <w:r/>
+            <w:r>
+              <w:rPr>
+                <w:rFonts w:ascii="Calibri" w:hAnsi="Calibri" w:eastAsia="Microsoft JhengHei"/>
+                <w:sz w:val="20"/>
+              </w:rPr>
+              <w:t>排程可能沒觸發 → 繼續 ②</w:t>
+            </w:r>
+          </w:p>
+        </w:tc>
+      </w:tr>
+      <w:tr>
+        <w:tc>
+          <w:tcPr>
+            <w:tcW w:type="dxa" w:w="4824"/>
+          </w:tcPr>
+          <w:p>
+            <w:r/>
+            <w:r>
+              <w:rPr>
+                <w:rFonts w:ascii="Calibri" w:hAnsi="Calibri" w:eastAsia="Microsoft JhengHei"/>
+                <w:sz w:val="20"/>
+              </w:rPr>
+              <w:t>有 run 但是 紅色 ✗</w:t>
+            </w:r>
+          </w:p>
+        </w:tc>
+        <w:tc>
+          <w:tcPr>
+            <w:tcW w:type="dxa" w:w="4824"/>
+          </w:tcPr>
+          <w:p>
+            <w:r/>
+            <w:r>
+              <w:rPr>
+                <w:rFonts w:ascii="Calibri" w:hAnsi="Calibri" w:eastAsia="Microsoft JhengHei"/>
+                <w:sz w:val="20"/>
+              </w:rPr>
+              <w:t>有觸發但失敗 → 點進 log 看錯誤</w:t>
+            </w:r>
+          </w:p>
+        </w:tc>
+      </w:tr>
+    </w:tbl>
+    <w:p/>
+    <w:p>
+      <w:pPr>
+        <w:pStyle w:val="Heading3"/>
+      </w:pPr>
+      <w:r>
+        <w:rPr>
+          <w:rFonts w:ascii="Calibri" w:hAnsi="Calibri" w:eastAsia="Microsoft JhengHei"/>
+          <w:b/>
+          <w:sz w:val="24"/>
+        </w:rPr>
+        <w:t>② 看 cron-job.org（確認外部 cron 有打 GitHub）</w:t>
+      </w:r>
+    </w:p>
+    <w:p>
+      <w:r>
+        <w:rPr>
+          <w:rFonts w:ascii="Calibri" w:hAnsi="Calibri" w:eastAsia="Microsoft JhengHei"/>
+          <w:sz w:val="22"/>
+        </w:rPr>
+        <w:t>開啟：https://console.cron-job.org/jobs</w:t>
+      </w:r>
+    </w:p>
+    <w:p>
+      <w:r>
+        <w:rPr>
+          <w:rFonts w:ascii="Calibri" w:hAnsi="Calibri" w:eastAsia="Microsoft JhengHei"/>
+          <w:sz w:val="22"/>
+        </w:rPr>
+        <w:t xml:space="preserve">點 </w:t>
+      </w:r>
+      <w:r>
+        <w:rPr>
+          <w:rFonts w:ascii="Calibri" w:hAnsi="Calibri" w:eastAsia="Microsoft JhengHei"/>
+          <w:b/>
+          <w:sz w:val="22"/>
+        </w:rPr>
+        <w:t>BOT FX Rates - Business hours</w:t>
+      </w:r>
+      <w:r>
+        <w:rPr>
+          <w:rFonts w:ascii="Calibri" w:hAnsi="Calibri" w:eastAsia="Microsoft JhengHei"/>
+          <w:sz w:val="22"/>
+        </w:rPr>
+        <w:t xml:space="preserve"> 或 </w:t>
+      </w:r>
+      <w:r>
+        <w:rPr>
+          <w:rFonts w:ascii="Calibri" w:hAnsi="Calibri" w:eastAsia="Microsoft JhengHei"/>
+          <w:b/>
+          <w:sz w:val="22"/>
+        </w:rPr>
+        <w:t>Evening</w:t>
+      </w:r>
+      <w:r>
+        <w:rPr>
+          <w:rFonts w:ascii="Calibri" w:hAnsi="Calibri" w:eastAsia="Microsoft JhengHei"/>
+          <w:sz w:val="22"/>
+        </w:rPr>
+        <w:t xml:space="preserve"> → </w:t>
+      </w:r>
+      <w:r>
+        <w:rPr>
+          <w:rFonts w:ascii="Calibri" w:hAnsi="Calibri" w:eastAsia="Microsoft JhengHei"/>
+          <w:b/>
+          <w:sz w:val="22"/>
+        </w:rPr>
+        <w:t>History</w:t>
+      </w:r>
+      <w:r>
+        <w:rPr>
+          <w:rFonts w:ascii="Calibri" w:hAnsi="Calibri" w:eastAsia="Microsoft JhengHei"/>
+          <w:sz w:val="22"/>
+        </w:rPr>
+        <w:t>：</w:t>
+      </w:r>
+    </w:p>
+    <w:tbl>
+      <w:tblPr>
+        <w:tblStyle w:val="TableGrid"/>
+        <w:tblW w:type="auto" w:w="0"/>
+        <w:tblLook w:firstColumn="1" w:firstRow="1" w:lastColumn="0" w:lastRow="0" w:noHBand="0" w:noVBand="1" w:val="04A0"/>
+      </w:tblPr>
+      <w:tblGrid>
+        <w:gridCol w:w="4824"/>
+        <w:gridCol w:w="4824"/>
+      </w:tblGrid>
+      <w:tr>
+        <w:tc>
+          <w:tcPr>
+            <w:tcW w:type="dxa" w:w="4824"/>
+          </w:tcPr>
+          <w:p>
+            <w:r/>
+            <w:r>
+              <w:rPr>
+                <w:rFonts w:ascii="Calibri" w:hAnsi="Calibri" w:eastAsia="Microsoft JhengHei"/>
+                <w:b/>
+                <w:sz w:val="20"/>
+              </w:rPr>
+              <w:t>HTTP 結果</w:t>
+            </w:r>
+          </w:p>
+        </w:tc>
+        <w:tc>
+          <w:tcPr>
+            <w:tcW w:type="dxa" w:w="4824"/>
+          </w:tcPr>
+          <w:p>
+            <w:r/>
+            <w:r>
+              <w:rPr>
+                <w:rFonts w:ascii="Calibri" w:hAnsi="Calibri" w:eastAsia="Microsoft JhengHei"/>
+                <w:b/>
+                <w:sz w:val="20"/>
+              </w:rPr>
+              <w:t>代表什麼</w:t>
+            </w:r>
+          </w:p>
+        </w:tc>
+      </w:tr>
+      <w:tr>
+        <w:tc>
+          <w:tcPr>
+            <w:tcW w:type="dxa" w:w="4824"/>
+          </w:tcPr>
+          <w:p>
+            <w:r/>
+            <w:r>
+              <w:rPr>
+                <w:rFonts w:ascii="Calibri" w:hAnsi="Calibri" w:eastAsia="Microsoft JhengHei"/>
+                <w:sz w:val="20"/>
+              </w:rPr>
+              <w:t>204</w:t>
+            </w:r>
+          </w:p>
+        </w:tc>
+        <w:tc>
+          <w:tcPr>
+            <w:tcW w:type="dxa" w:w="4824"/>
+          </w:tcPr>
+          <w:p>
+            <w:r/>
+            <w:r>
+              <w:rPr>
+                <w:rFonts w:ascii="Calibri" w:hAnsi="Calibri" w:eastAsia="Microsoft JhengHei"/>
+                <w:sz w:val="20"/>
+              </w:rPr>
+              <w:t>有成功呼叫 GitHub 觸發 workflow</w:t>
+            </w:r>
+          </w:p>
+        </w:tc>
+      </w:tr>
+      <w:tr>
+        <w:tc>
+          <w:tcPr>
+            <w:tcW w:type="dxa" w:w="4824"/>
+          </w:tcPr>
+          <w:p>
+            <w:r/>
+            <w:r>
+              <w:rPr>
+                <w:rFonts w:ascii="Calibri" w:hAnsi="Calibri" w:eastAsia="Microsoft JhengHei"/>
+                <w:sz w:val="20"/>
+              </w:rPr>
+              <w:t>401 / 403</w:t>
+            </w:r>
+          </w:p>
+        </w:tc>
+        <w:tc>
+          <w:tcPr>
+            <w:tcW w:type="dxa" w:w="4824"/>
+          </w:tcPr>
+          <w:p>
+            <w:r/>
+            <w:r>
+              <w:rPr>
+                <w:rFonts w:ascii="Calibri" w:hAnsi="Calibri" w:eastAsia="Microsoft JhengHei"/>
+                <w:sz w:val="20"/>
+              </w:rPr>
+              <w:t>GitHub Token 失效 → 重跑 setup_cron_job.py</w:t>
+            </w:r>
+          </w:p>
+        </w:tc>
+      </w:tr>
+      <w:tr>
+        <w:tc>
+          <w:tcPr>
+            <w:tcW w:type="dxa" w:w="4824"/>
+          </w:tcPr>
+          <w:p>
+            <w:r/>
+            <w:r>
+              <w:rPr>
+                <w:rFonts w:ascii="Calibri" w:hAnsi="Calibri" w:eastAsia="Microsoft JhengHei"/>
+                <w:sz w:val="20"/>
+              </w:rPr>
+              <w:t>沒有紀錄</w:t>
+            </w:r>
+          </w:p>
+        </w:tc>
+        <w:tc>
+          <w:tcPr>
+            <w:tcW w:type="dxa" w:w="4824"/>
+          </w:tcPr>
+          <w:p>
+            <w:r/>
+            <w:r>
+              <w:rPr>
+                <w:rFonts w:ascii="Calibri" w:hAnsi="Calibri" w:eastAsia="Microsoft JhengHei"/>
+                <w:sz w:val="20"/>
+              </w:rPr>
+              <w:t>Job 被停用，或時間還沒到</w:t>
+            </w:r>
+          </w:p>
+        </w:tc>
+      </w:tr>
+    </w:tbl>
+    <w:p/>
+    <w:p>
+      <w:pPr>
+        <w:pStyle w:val="Heading3"/>
+      </w:pPr>
+      <w:r>
+        <w:rPr>
+          <w:rFonts w:ascii="Calibri" w:hAnsi="Calibri" w:eastAsia="Microsoft JhengHei"/>
+          <w:b/>
+          <w:sz w:val="24"/>
+        </w:rPr>
+        <w:t>③ 看 CDN JSON（確認資料時間）</w:t>
+      </w:r>
+    </w:p>
+    <w:p>
+      <w:r>
+        <w:rPr>
+          <w:rFonts w:ascii="Calibri" w:hAnsi="Calibri" w:eastAsia="Microsoft JhengHei"/>
+          <w:sz w:val="22"/>
+        </w:rPr>
+        <w:t>開啟：</w:t>
+      </w:r>
+    </w:p>
+    <w:p>
+      <w:r>
+        <w:rPr>
+          <w:rFonts w:ascii="Calibri" w:hAnsi="Calibri" w:eastAsia="Microsoft JhengHei"/>
+          <w:sz w:val="22"/>
+        </w:rPr>
+        <w:t>https://cdn.jsdelivr.net/gh/ChesleyLo/DownloadBankOfTaiwanExchangeRate@main/data/bot-xrt-latest.json</w:t>
+      </w:r>
+    </w:p>
+    <w:p>
+      <w:r>
+        <w:rPr>
+          <w:rFonts w:ascii="Calibri" w:hAnsi="Calibri" w:eastAsia="Microsoft JhengHei"/>
+          <w:sz w:val="22"/>
+        </w:rPr>
+        <w:t xml:space="preserve">看 </w:t>
+      </w:r>
+      <w:r>
+        <w:rPr>
+          <w:rFonts w:ascii="Consolas" w:hAnsi="Consolas" w:eastAsia="Consolas"/>
+          <w:color w:val="333333"/>
+          <w:sz w:val="22"/>
+        </w:rPr>
+        <w:t>fetchedAtUtc</w:t>
+      </w:r>
+      <w:r>
+        <w:rPr>
+          <w:rFonts w:ascii="Calibri" w:hAnsi="Calibri" w:eastAsia="Microsoft JhengHei"/>
+          <w:sz w:val="22"/>
+        </w:rPr>
+        <w:t xml:space="preserve"> 欄位：</w:t>
+      </w:r>
+    </w:p>
+    <w:p>
+      <w:pPr>
+        <w:pStyle w:val="ListBullet"/>
+      </w:pPr>
+      <w:r>
+        <w:rPr>
+          <w:rFonts w:ascii="Calibri" w:hAnsi="Calibri" w:eastAsia="Microsoft JhengHei"/>
+          <w:b/>
+          <w:sz w:val="22"/>
+        </w:rPr>
+        <w:t>時間是最近</w:t>
+      </w:r>
+      <w:r>
+        <w:rPr>
+          <w:rFonts w:ascii="Calibri" w:hAnsi="Calibri" w:eastAsia="Microsoft JhengHei"/>
+          <w:sz w:val="22"/>
+        </w:rPr>
+        <w:t xml:space="preserve"> → 有抓到資料</w:t>
+      </w:r>
+    </w:p>
+    <w:p>
+      <w:pPr>
+        <w:pStyle w:val="ListBullet"/>
+      </w:pPr>
+      <w:r>
+        <w:rPr>
+          <w:rFonts w:ascii="Calibri" w:hAnsi="Calibri" w:eastAsia="Microsoft JhengHei"/>
+          <w:b/>
+          <w:sz w:val="22"/>
+        </w:rPr>
+        <w:t>時間很舊</w:t>
+      </w:r>
+      <w:r>
+        <w:rPr>
+          <w:rFonts w:ascii="Calibri" w:hAnsi="Calibri" w:eastAsia="Microsoft JhengHei"/>
+          <w:sz w:val="22"/>
+        </w:rPr>
+        <w:t xml:space="preserve"> → 可能沒跑，或匯率沒變所以沒 commit（需搭配 ① 確認）</w:t>
+      </w:r>
+    </w:p>
+    <w:p>
+      <w:pPr>
+        <w:ind w:left="360"/>
+      </w:pPr>
+      <w:r>
+        <w:rPr>
+          <w:rFonts w:ascii="Consolas" w:hAnsi="Consolas" w:eastAsia="Consolas"/>
+          <w:i/>
+          <w:color w:val="333333"/>
+          <w:sz w:val="22"/>
+        </w:rPr>
+        <w:t>fetchedAtUtc</w:t>
+      </w:r>
+      <w:r>
+        <w:rPr>
+          <w:rFonts w:ascii="Calibri" w:hAnsi="Calibri" w:eastAsia="Microsoft JhengHei"/>
+          <w:sz w:val="22"/>
+        </w:rPr>
+        <w:t xml:space="preserve"> 只有在 </w:t>
+      </w:r>
+      <w:r>
+        <w:rPr>
+          <w:rFonts w:ascii="Calibri" w:hAnsi="Calibri" w:eastAsia="Microsoft JhengHei"/>
+          <w:b/>
+          <w:sz w:val="22"/>
+        </w:rPr>
+        <w:t>有 commit 更新</w:t>
+      </w:r>
+      <w:r>
+        <w:rPr>
+          <w:rFonts w:ascii="Calibri" w:hAnsi="Calibri" w:eastAsia="Microsoft JhengHei"/>
+          <w:sz w:val="22"/>
+        </w:rPr>
+        <w:t xml:space="preserve"> 時才會變。若 Actions 有跑但匯率未變（</w:t>
+      </w:r>
+      <w:r>
+        <w:rPr>
+          <w:rFonts w:ascii="Consolas" w:hAnsi="Consolas" w:eastAsia="Consolas"/>
+          <w:color w:val="333333"/>
+          <w:sz w:val="22"/>
+        </w:rPr>
+        <w:t>changed=false</w:t>
+      </w:r>
+      <w:r>
+        <w:rPr>
+          <w:rFonts w:ascii="Calibri" w:hAnsi="Calibri" w:eastAsia="Microsoft JhengHei"/>
+          <w:sz w:val="22"/>
+        </w:rPr>
+        <w:t>），CDN 時間可能維持舊值，</w:t>
+      </w:r>
+      <w:r>
+        <w:rPr>
+          <w:rFonts w:ascii="Calibri" w:hAnsi="Calibri" w:eastAsia="Microsoft JhengHei"/>
+          <w:b/>
+          <w:sz w:val="22"/>
+        </w:rPr>
+        <w:t>這是正常的</w:t>
+      </w:r>
+      <w:r>
+        <w:rPr>
+          <w:rFonts w:ascii="Calibri" w:hAnsi="Calibri" w:eastAsia="Microsoft JhengHei"/>
+          <w:sz w:val="22"/>
+        </w:rPr>
+        <w:t>。</w:t>
+      </w:r>
+    </w:p>
+    <w:p>
+      <w:pPr>
+        <w:pStyle w:val="Heading3"/>
+      </w:pPr>
+      <w:r>
+        <w:rPr>
+          <w:rFonts w:ascii="Calibri" w:hAnsi="Calibri" w:eastAsia="Microsoft JhengHei"/>
+          <w:b/>
+          <w:sz w:val="24"/>
+        </w:rPr>
+        <w:t>④ 手動驗證（懷疑壞掉時）</w:t>
+      </w:r>
+    </w:p>
+    <w:p>
+      <w:pPr>
+        <w:spacing w:before="120" w:after="120"/>
+        <w:ind w:left="288"/>
+        <w:shd w:fill="F5F5F5" w:val="clear"/>
+      </w:pPr>
+      <w:r>
+        <w:rPr>
+          <w:rFonts w:ascii="Consolas" w:hAnsi="Consolas" w:eastAsia="Consolas"/>
+          <w:sz w:val="18"/>
+        </w:rPr>
+        <w:t>./scripts/trigger_update.sh</w:t>
+      </w:r>
+    </w:p>
+    <w:p>
+      <w:r>
+        <w:rPr>
+          <w:rFonts w:ascii="Calibri" w:hAnsi="Calibri" w:eastAsia="Microsoft JhengHei"/>
+          <w:sz w:val="22"/>
+        </w:rPr>
+        <w:t xml:space="preserve">或 GitHub → Actions → </w:t>
+      </w:r>
+      <w:r>
+        <w:rPr>
+          <w:rFonts w:ascii="Calibri" w:hAnsi="Calibri" w:eastAsia="Microsoft JhengHei"/>
+          <w:b/>
+          <w:sz w:val="22"/>
+        </w:rPr>
+        <w:t>Run workflow</w:t>
+      </w:r>
+    </w:p>
+    <w:tbl>
+      <w:tblPr>
+        <w:tblStyle w:val="TableGrid"/>
+        <w:tblW w:type="auto" w:w="0"/>
+        <w:tblLook w:firstColumn="1" w:firstRow="1" w:lastColumn="0" w:lastRow="0" w:noHBand="0" w:noVBand="1" w:val="04A0"/>
+      </w:tblPr>
+      <w:tblGrid>
+        <w:gridCol w:w="4824"/>
+        <w:gridCol w:w="4824"/>
+      </w:tblGrid>
+      <w:tr>
+        <w:tc>
+          <w:tcPr>
+            <w:tcW w:type="dxa" w:w="4824"/>
+          </w:tcPr>
+          <w:p>
+            <w:r/>
+            <w:r>
+              <w:rPr>
+                <w:rFonts w:ascii="Calibri" w:hAnsi="Calibri" w:eastAsia="Microsoft JhengHei"/>
+                <w:b/>
+                <w:sz w:val="20"/>
+              </w:rPr>
+              <w:t>結果</w:t>
+            </w:r>
+          </w:p>
+        </w:tc>
+        <w:tc>
+          <w:tcPr>
+            <w:tcW w:type="dxa" w:w="4824"/>
+          </w:tcPr>
+          <w:p>
+            <w:r/>
+            <w:r>
+              <w:rPr>
+                <w:rFonts w:ascii="Calibri" w:hAnsi="Calibri" w:eastAsia="Microsoft JhengHei"/>
+                <w:b/>
+                <w:sz w:val="20"/>
+              </w:rPr>
+              <w:t>代表什麼</w:t>
+            </w:r>
+          </w:p>
+        </w:tc>
+      </w:tr>
+      <w:tr>
+        <w:tc>
+          <w:tcPr>
+            <w:tcW w:type="dxa" w:w="4824"/>
+          </w:tcPr>
+          <w:p>
+            <w:r/>
+            <w:r>
+              <w:rPr>
+                <w:rFonts w:ascii="Calibri" w:hAnsi="Calibri" w:eastAsia="Microsoft JhengHei"/>
+                <w:sz w:val="20"/>
+              </w:rPr>
+              <w:t>手動成功、自動沒跑</w:t>
+            </w:r>
+          </w:p>
+        </w:tc>
+        <w:tc>
+          <w:tcPr>
+            <w:tcW w:type="dxa" w:w="4824"/>
+          </w:tcPr>
+          <w:p>
+            <w:r/>
+            <w:r>
+              <w:rPr>
+                <w:rFonts w:ascii="Calibri" w:hAnsi="Calibri" w:eastAsia="Microsoft JhengHei"/>
+                <w:sz w:val="20"/>
+              </w:rPr>
+              <w:t>問題在 cron-job.org，不是下載腳本</w:t>
+            </w:r>
+          </w:p>
+        </w:tc>
+      </w:tr>
+      <w:tr>
+        <w:tc>
+          <w:tcPr>
+            <w:tcW w:type="dxa" w:w="4824"/>
+          </w:tcPr>
+          <w:p>
+            <w:r/>
+            <w:r>
+              <w:rPr>
+                <w:rFonts w:ascii="Calibri" w:hAnsi="Calibri" w:eastAsia="Microsoft JhengHei"/>
+                <w:sz w:val="20"/>
+              </w:rPr>
+              <w:t>手動也失敗</w:t>
+            </w:r>
+          </w:p>
+        </w:tc>
+        <w:tc>
+          <w:tcPr>
+            <w:tcW w:type="dxa" w:w="4824"/>
+          </w:tcPr>
+          <w:p>
+            <w:r/>
+            <w:r>
+              <w:rPr>
+                <w:rFonts w:ascii="Calibri" w:hAnsi="Calibri" w:eastAsia="Microsoft JhengHei"/>
+                <w:sz w:val="20"/>
+              </w:rPr>
+              <w:t>看 Actions log 錯誤訊息</w:t>
+            </w:r>
+          </w:p>
+        </w:tc>
+      </w:tr>
+    </w:tbl>
+    <w:p/>
+    <w:p>
+      <w:pPr>
+        <w:pStyle w:val="Heading3"/>
+      </w:pPr>
+      <w:r>
+        <w:rPr>
+          <w:rFonts w:ascii="Calibri" w:hAnsi="Calibri" w:eastAsia="Microsoft JhengHei"/>
+          <w:b/>
+          <w:sz w:val="24"/>
+        </w:rPr>
+        <w:t>⑤ 每週例行檢查清單（勾選即可）</w:t>
+      </w:r>
+    </w:p>
+    <w:p>
+      <w:pPr>
+        <w:pStyle w:val="ListBullet"/>
+      </w:pPr>
+      <w:r>
+        <w:rPr>
+          <w:rFonts w:ascii="Calibri" w:hAnsi="Calibri" w:eastAsia="Microsoft JhengHei"/>
+          <w:sz w:val="22"/>
+        </w:rPr>
+        <w:t xml:space="preserve">[ ] Actions 平日有 </w:t>
+      </w:r>
+      <w:r>
+        <w:rPr>
+          <w:rFonts w:ascii="Consolas" w:hAnsi="Consolas" w:eastAsia="Consolas"/>
+          <w:color w:val="333333"/>
+          <w:sz w:val="22"/>
+        </w:rPr>
+        <w:t>workflow_dispatch</w:t>
+      </w:r>
+      <w:r>
+        <w:rPr>
+          <w:rFonts w:ascii="Calibri" w:hAnsi="Calibri" w:eastAsia="Microsoft JhengHei"/>
+          <w:sz w:val="22"/>
+        </w:rPr>
+        <w:t xml:space="preserve"> 成功</w:t>
+      </w:r>
+    </w:p>
+    <w:p>
+      <w:pPr>
+        <w:pStyle w:val="ListBullet"/>
+      </w:pPr>
+      <w:r>
+        <w:rPr>
+          <w:rFonts w:ascii="Calibri" w:hAnsi="Calibri" w:eastAsia="Microsoft JhengHei"/>
+          <w:sz w:val="22"/>
+        </w:rPr>
+        <w:t xml:space="preserve">[ ] cron-job.org History 有 </w:t>
+      </w:r>
+      <w:r>
+        <w:rPr>
+          <w:rFonts w:ascii="Calibri" w:hAnsi="Calibri" w:eastAsia="Microsoft JhengHei"/>
+          <w:b/>
+          <w:sz w:val="22"/>
+        </w:rPr>
+        <w:t>204</w:t>
+      </w:r>
+    </w:p>
+    <w:p>
+      <w:pPr>
+        <w:pStyle w:val="ListBullet"/>
+      </w:pPr>
+      <w:r>
+        <w:rPr>
+          <w:rFonts w:ascii="Calibri" w:hAnsi="Calibri" w:eastAsia="Microsoft JhengHei"/>
+          <w:sz w:val="22"/>
+        </w:rPr>
+        <w:t xml:space="preserve">[ ] （可選）CDN JSON 的 </w:t>
+      </w:r>
+      <w:r>
+        <w:rPr>
+          <w:rFonts w:ascii="Consolas" w:hAnsi="Consolas" w:eastAsia="Consolas"/>
+          <w:color w:val="333333"/>
+          <w:sz w:val="22"/>
+        </w:rPr>
+        <w:t>fetchedAtUtc</w:t>
+      </w:r>
+      <w:r>
+        <w:rPr>
+          <w:rFonts w:ascii="Calibri" w:hAnsi="Calibri" w:eastAsia="Microsoft JhengHei"/>
+          <w:sz w:val="22"/>
+        </w:rPr>
+        <w:t xml:space="preserve"> 合理</w:t>
+      </w:r>
+    </w:p>
+    <w:p>
+      <w:r>
+        <w:rPr>
+          <w:rFonts w:ascii="Calibri" w:hAnsi="Calibri" w:eastAsia="Microsoft JhengHei"/>
+          <w:sz w:val="22"/>
+        </w:rPr>
+        <w:t xml:space="preserve">排程沒跑時的完整排查：見 </w:t>
+      </w:r>
+      <w:r>
+        <w:rPr>
+          <w:rFonts w:ascii="Calibri" w:hAnsi="Calibri" w:eastAsia="Microsoft JhengHei"/>
+          <w:b/>
+          <w:sz w:val="22"/>
+        </w:rPr>
+        <w:t>§0.2</w:t>
+      </w:r>
+      <w:r>
+        <w:rPr>
+          <w:rFonts w:ascii="Calibri" w:hAnsi="Calibri" w:eastAsia="Microsoft JhengHei"/>
+          <w:sz w:val="22"/>
+        </w:rPr>
+        <w:t>。</w:t>
+      </w:r>
+    </w:p>
+    <w:p>
+      <w:pPr>
+        <w:pBdr>
+          <w:bottom w:val="single" w:sz="6" w:space="1" w:color="AAAAAA"/>
+        </w:pBdr>
+      </w:pPr>
+    </w:p>
+    <w:p>
+      <w:pPr>
+        <w:pStyle w:val="Heading2"/>
+      </w:pPr>
+      <w:r>
+        <w:rPr>
+          <w:rFonts w:ascii="Calibri" w:hAnsi="Calibri" w:eastAsia="Microsoft JhengHei"/>
+          <w:b/>
+          <w:sz w:val="28"/>
+        </w:rPr>
         <w:t>1. 建議的外部排程（cron-job.org，免費）</w:t>
       </w:r>
     </w:p>
